--- a/documents/integrales/tamarin_integ_3as.docx
+++ b/documents/integrales/tamarin_integ_3as.docx
@@ -2185,11 +2185,17 @@
                     <m:sSup>
                       <m:e>
                         <m:r>
+                          <w:rPr>
+                            <w:highlight w:val="yellow"/>
+                          </w:rPr>
                           <m:t>x</m:t>
                         </m:r>
                       </m:e>
                       <m:sup>
                         <m:r>
+                          <w:rPr>
+                            <w:highlight w:val="yellow"/>
+                          </w:rPr>
                           <m:t>3</m:t>
                         </m:r>
                       </m:sup>
@@ -2198,19 +2204,31 @@
                       <m:rPr>
                         <m:sty m:val="p"/>
                       </m:rPr>
+                      <w:rPr>
+                        <w:highlight w:val="yellow"/>
+                      </w:rPr>
                       <m:t>−</m:t>
                     </m:r>
                     <m:r>
+                      <w:rPr>
+                        <w:highlight w:val="yellow"/>
+                      </w:rPr>
                       <m:t>2</m:t>
                     </m:r>
                     <m:sSup>
                       <m:e>
                         <m:r>
+                          <w:rPr>
+                            <w:highlight w:val="yellow"/>
+                          </w:rPr>
                           <m:t>x</m:t>
                         </m:r>
                       </m:e>
                       <m:sup>
                         <m:r>
+                          <w:rPr>
+                            <w:highlight w:val="yellow"/>
+                          </w:rPr>
                           <m:t>2</m:t>
                         </m:r>
                       </m:sup>
@@ -2219,12 +2237,21 @@
                       <m:rPr>
                         <m:sty m:val="p"/>
                       </m:rPr>
+                      <w:rPr>
+                        <w:highlight w:val="yellow"/>
+                      </w:rPr>
                       <m:t>+</m:t>
                     </m:r>
                     <m:r>
+                      <w:rPr>
+                        <w:highlight w:val="yellow"/>
+                      </w:rPr>
                       <m:t>5</m:t>
                     </m:r>
                     <m:r>
+                      <w:rPr>
+                        <w:highlight w:val="yellow"/>
+                      </w:rPr>
                       <m:t>x</m:t>
                     </m:r>
                   </m:e>
@@ -2541,6 +2568,9 @@
                       <m:rPr>
                         <m:sty m:val="p"/>
                       </m:rPr>
+                      <w:rPr>
+                        <w:highlight w:val="yellow"/>
+                      </w:rPr>
                       <m:t>−</m:t>
                     </m:r>
                     <m:f>
@@ -2549,11 +2579,17 @@
                       </m:fPr>
                       <m:num>
                         <m:r>
+                          <w:rPr>
+                            <w:highlight w:val="yellow"/>
+                          </w:rPr>
                           <m:t>1</m:t>
                         </m:r>
                       </m:num>
                       <m:den>
                         <m:r>
+                          <w:rPr>
+                            <w:highlight w:val="yellow"/>
+                          </w:rPr>
                           <m:t>x</m:t>
                         </m:r>
                       </m:den>
@@ -2562,9 +2598,15 @@
                       <m:rPr>
                         <m:sty m:val="p"/>
                       </m:rPr>
+                      <w:rPr>
+                        <w:highlight w:val="yellow"/>
+                      </w:rPr>
                       <m:t>+</m:t>
                     </m:r>
                     <m:r>
+                      <w:rPr>
+                        <w:highlight w:val="yellow"/>
+                      </w:rPr>
                       <m:t>4</m:t>
                     </m:r>
                     <m:rad>
@@ -2574,6 +2616,9 @@
                       <m:deg/>
                       <m:e>
                         <m:r>
+                          <w:rPr>
+                            <w:highlight w:val="yellow"/>
+                          </w:rPr>
                           <m:t>x</m:t>
                         </m:r>
                       </m:e>
@@ -2948,11 +2993,17 @@
                                 <m:sSup>
                                   <m:e>
                                     <m:r>
+                                      <w:rPr>
+                                        <w:highlight w:val="yellow"/>
+                                      </w:rPr>
                                       <m:t>x</m:t>
                                     </m:r>
                                   </m:e>
                                   <m:sup>
                                     <m:r>
+                                      <w:rPr>
+                                        <w:highlight w:val="yellow"/>
+                                      </w:rPr>
                                       <m:t>2</m:t>
                                     </m:r>
                                   </m:sup>
@@ -2961,18 +3012,30 @@
                                   <m:rPr>
                                     <m:sty m:val="p"/>
                                   </m:rPr>
+                                  <w:rPr>
+                                    <w:highlight w:val="yellow"/>
+                                  </w:rPr>
                                   <m:t>+</m:t>
                                 </m:r>
                                 <m:r>
+                                  <w:rPr>
+                                    <w:highlight w:val="yellow"/>
+                                  </w:rPr>
                                   <m:t>x</m:t>
                                 </m:r>
                                 <m:r>
                                   <m:rPr>
                                     <m:sty m:val="p"/>
                                   </m:rPr>
+                                  <w:rPr>
+                                    <w:highlight w:val="yellow"/>
+                                  </w:rPr>
                                   <m:t>+</m:t>
                                 </m:r>
                                 <m:r>
+                                  <w:rPr>
+                                    <w:highlight w:val="yellow"/>
+                                  </w:rPr>
                                   <m:t>3</m:t>
                                 </m:r>
                               </m:e>
@@ -2980,6 +3043,9 @@
                           </m:e>
                           <m:sup>
                             <m:r>
+                              <w:rPr>
+                                <w:highlight w:val="yellow"/>
+                              </w:rPr>
                               <m:t>4</m:t>
                             </m:r>
                           </m:sup>
@@ -2987,6 +3053,9 @@
                       </m:num>
                       <m:den>
                         <m:r>
+                          <w:rPr>
+                            <w:highlight w:val="yellow"/>
+                          </w:rPr>
                           <m:t>4</m:t>
                         </m:r>
                       </m:den>
@@ -3463,6 +3532,9 @@
                 <m:borderBox>
                   <m:e>
                     <m:r>
+                      <w:rPr>
+                        <w:highlight w:val="yellow"/>
+                      </w:rPr>
                       <m:t>F</m:t>
                     </m:r>
                     <m:d>
@@ -3474,6 +3546,9 @@
                       </m:dPr>
                       <m:e>
                         <m:r>
+                          <w:rPr>
+                            <w:highlight w:val="yellow"/>
+                          </w:rPr>
                           <m:t>x</m:t>
                         </m:r>
                       </m:e>
@@ -3482,6 +3557,9 @@
                       <m:rPr>
                         <m:sty m:val="p"/>
                       </m:rPr>
+                      <w:rPr>
+                        <w:highlight w:val="yellow"/>
+                      </w:rPr>
                       <m:t>=</m:t>
                     </m:r>
                     <m:f>
@@ -3490,11 +3568,17 @@
                       </m:fPr>
                       <m:num>
                         <m:r>
+                          <w:rPr>
+                            <w:highlight w:val="yellow"/>
+                          </w:rPr>
                           <m:t>1</m:t>
                         </m:r>
                       </m:num>
                       <m:den>
                         <m:r>
+                          <w:rPr>
+                            <w:highlight w:val="yellow"/>
+                          </w:rPr>
                           <m:t>2</m:t>
                         </m:r>
                       </m:den>
@@ -3503,6 +3587,9 @@
                       <m:rPr>
                         <m:sty m:val="p"/>
                       </m:rPr>
+                      <w:rPr>
+                        <w:highlight w:val="yellow"/>
+                      </w:rPr>
                       <m:t>ln</m:t>
                     </m:r>
                     <m:d>
@@ -3516,11 +3603,17 @@
                         <m:sSup>
                           <m:e>
                             <m:r>
+                              <w:rPr>
+                                <w:highlight w:val="yellow"/>
+                              </w:rPr>
                               <m:t>x</m:t>
                             </m:r>
                           </m:e>
                           <m:sup>
                             <m:r>
+                              <w:rPr>
+                                <w:highlight w:val="yellow"/>
+                              </w:rPr>
                               <m:t>2</m:t>
                             </m:r>
                           </m:sup>
@@ -3529,9 +3622,15 @@
                           <m:rPr>
                             <m:sty m:val="p"/>
                           </m:rPr>
+                          <w:rPr>
+                            <w:highlight w:val="yellow"/>
+                          </w:rPr>
                           <m:t>+</m:t>
                         </m:r>
                         <m:r>
+                          <w:rPr>
+                            <w:highlight w:val="yellow"/>
+                          </w:rPr>
                           <m:t>1</m:t>
                         </m:r>
                       </m:e>
@@ -3826,6 +3925,9 @@
                 <m:borderBox>
                   <m:e>
                     <m:r>
+                      <w:rPr>
+                        <w:highlight w:val="yellow"/>
+                      </w:rPr>
                       <m:t>F</m:t>
                     </m:r>
                     <m:d>
@@ -3837,6 +3939,9 @@
                       </m:dPr>
                       <m:e>
                         <m:r>
+                          <w:rPr>
+                            <w:highlight w:val="yellow"/>
+                          </w:rPr>
                           <m:t>x</m:t>
                         </m:r>
                       </m:e>
@@ -3845,6 +3950,9 @@
                       <m:rPr>
                         <m:sty m:val="p"/>
                       </m:rPr>
+                      <w:rPr>
+                        <w:highlight w:val="yellow"/>
+                      </w:rPr>
                       <m:t>=</m:t>
                     </m:r>
                     <m:f>
@@ -3853,11 +3961,17 @@
                       </m:fPr>
                       <m:num>
                         <m:r>
+                          <w:rPr>
+                            <w:highlight w:val="yellow"/>
+                          </w:rPr>
                           <m:t>1</m:t>
                         </m:r>
                       </m:num>
                       <m:den>
                         <m:r>
+                          <w:rPr>
+                            <w:highlight w:val="yellow"/>
+                          </w:rPr>
                           <m:t>2</m:t>
                         </m:r>
                       </m:den>
@@ -3865,23 +3979,38 @@
                     <m:sSup>
                       <m:e>
                         <m:r>
+                          <w:rPr>
+                            <w:highlight w:val="yellow"/>
+                          </w:rPr>
                           <m:t>e</m:t>
                         </m:r>
                       </m:e>
                       <m:sup>
                         <m:r>
+                          <w:rPr>
+                            <w:highlight w:val="yellow"/>
+                          </w:rPr>
                           <m:t>2</m:t>
                         </m:r>
                         <m:r>
+                          <w:rPr>
+                            <w:highlight w:val="yellow"/>
+                          </w:rPr>
                           <m:t>x</m:t>
                         </m:r>
                         <m:r>
                           <m:rPr>
                             <m:sty m:val="p"/>
                           </m:rPr>
+                          <w:rPr>
+                            <w:highlight w:val="yellow"/>
+                          </w:rPr>
                           <m:t>−</m:t>
                         </m:r>
                         <m:r>
+                          <w:rPr>
+                            <w:highlight w:val="yellow"/>
+                          </w:rPr>
                           <m:t>1</m:t>
                         </m:r>
                       </m:sup>
@@ -4367,6 +4496,9 @@
                       <m:rPr>
                         <m:sty m:val="p"/>
                       </m:rPr>
+                      <w:rPr>
+                        <w:highlight w:val="yellow"/>
+                      </w:rPr>
                       <m:t>−</m:t>
                     </m:r>
                     <m:f>
@@ -4375,11 +4507,17 @@
                       </m:fPr>
                       <m:num>
                         <m:r>
+                          <w:rPr>
+                            <w:highlight w:val="yellow"/>
+                          </w:rPr>
                           <m:t>3</m:t>
                         </m:r>
                       </m:num>
                       <m:den>
                         <m:r>
+                          <w:rPr>
+                            <w:highlight w:val="yellow"/>
+                          </w:rPr>
                           <m:t>2</m:t>
                         </m:r>
                         <m:d>
@@ -4391,18 +4529,30 @@
                           </m:dPr>
                           <m:e>
                             <m:r>
+                              <w:rPr>
+                                <w:highlight w:val="yellow"/>
+                              </w:rPr>
                               <m:t>2</m:t>
                             </m:r>
                             <m:r>
+                              <w:rPr>
+                                <w:highlight w:val="yellow"/>
+                              </w:rPr>
                               <m:t>x</m:t>
                             </m:r>
                             <m:r>
                               <m:rPr>
                                 <m:sty m:val="p"/>
                               </m:rPr>
+                              <w:rPr>
+                                <w:highlight w:val="yellow"/>
+                              </w:rPr>
                               <m:t>+</m:t>
                             </m:r>
                             <m:r>
+                              <w:rPr>
+                                <w:highlight w:val="yellow"/>
+                              </w:rPr>
                               <m:t>1</m:t>
                             </m:r>
                           </m:e>
@@ -4703,6 +4853,9 @@
                 <m:borderBox>
                   <m:e>
                     <m:r>
+                      <w:rPr>
+                        <w:highlight w:val="yellow"/>
+                      </w:rPr>
                       <m:t>F</m:t>
                     </m:r>
                     <m:d>
@@ -4714,6 +4867,9 @@
                       </m:dPr>
                       <m:e>
                         <m:r>
+                          <w:rPr>
+                            <w:highlight w:val="yellow"/>
+                          </w:rPr>
                           <m:t>x</m:t>
                         </m:r>
                       </m:e>
@@ -4722,6 +4878,9 @@
                       <m:rPr>
                         <m:sty m:val="p"/>
                       </m:rPr>
+                      <w:rPr>
+                        <w:highlight w:val="yellow"/>
+                      </w:rPr>
                       <m:t>=</m:t>
                     </m:r>
                     <m:f>
@@ -4743,9 +4902,15 @@
                                   <m:rPr>
                                     <m:sty m:val="p"/>
                                   </m:rPr>
+                                  <w:rPr>
+                                    <w:highlight w:val="yellow"/>
+                                  </w:rPr>
                                   <m:t>ln</m:t>
                                 </m:r>
                                 <m:r>
+                                  <w:rPr>
+                                    <w:highlight w:val="yellow"/>
+                                  </w:rPr>
                                   <m:t>x</m:t>
                                 </m:r>
                               </m:e>
@@ -4753,6 +4918,9 @@
                           </m:e>
                           <m:sup>
                             <m:r>
+                              <w:rPr>
+                                <w:highlight w:val="yellow"/>
+                              </w:rPr>
                               <m:t>2</m:t>
                             </m:r>
                           </m:sup>
@@ -4760,6 +4928,9 @@
                       </m:num>
                       <m:den>
                         <m:r>
+                          <w:rPr>
+                            <w:highlight w:val="yellow"/>
+                          </w:rPr>
                           <m:t>2</m:t>
                         </m:r>
                       </m:den>
@@ -5192,11 +5363,17 @@
                         <m:sSup>
                           <m:e>
                             <m:r>
+                              <w:rPr>
+                                <w:highlight w:val="yellow"/>
+                              </w:rPr>
                               <m:t>x</m:t>
                             </m:r>
                           </m:e>
                           <m:sup>
                             <m:r>
+                              <w:rPr>
+                                <w:highlight w:val="yellow"/>
+                              </w:rPr>
                               <m:t>2</m:t>
                             </m:r>
                           </m:sup>
@@ -5205,9 +5382,15 @@
                           <m:rPr>
                             <m:sty m:val="p"/>
                           </m:rPr>
+                          <w:rPr>
+                            <w:highlight w:val="yellow"/>
+                          </w:rPr>
                           <m:t>+</m:t>
                         </m:r>
                         <m:r>
+                          <w:rPr>
+                            <w:highlight w:val="yellow"/>
+                          </w:rPr>
                           <m:t>4</m:t>
                         </m:r>
                       </m:e>
@@ -5393,6 +5576,9 @@
                 <m:borderBox>
                   <m:e>
                     <m:r>
+                      <w:rPr>
+                        <w:highlight w:val="yellow"/>
+                      </w:rPr>
                       <m:t>F</m:t>
                     </m:r>
                     <m:d>
@@ -5404,6 +5590,9 @@
                       </m:dPr>
                       <m:e>
                         <m:r>
+                          <w:rPr>
+                            <w:highlight w:val="yellow"/>
+                          </w:rPr>
                           <m:t>x</m:t>
                         </m:r>
                       </m:e>
@@ -5412,6 +5601,9 @@
                       <m:rPr>
                         <m:sty m:val="p"/>
                       </m:rPr>
+                      <w:rPr>
+                        <w:highlight w:val="yellow"/>
+                      </w:rPr>
                       <m:t>=</m:t>
                     </m:r>
                     <m:f>
@@ -5420,11 +5612,17 @@
                       </m:fPr>
                       <m:num>
                         <m:r>
+                          <w:rPr>
+                            <w:highlight w:val="yellow"/>
+                          </w:rPr>
                           <m:t>1</m:t>
                         </m:r>
                       </m:num>
                       <m:den>
                         <m:r>
+                          <w:rPr>
+                            <w:highlight w:val="yellow"/>
+                          </w:rPr>
                           <m:t>2</m:t>
                         </m:r>
                       </m:den>
@@ -5433,6 +5631,9 @@
                       <m:rPr>
                         <m:sty m:val="p"/>
                       </m:rPr>
+                      <w:rPr>
+                        <w:highlight w:val="yellow"/>
+                      </w:rPr>
                       <m:t>sin</m:t>
                     </m:r>
                     <m:d>
@@ -5444,9 +5645,15 @@
                       </m:dPr>
                       <m:e>
                         <m:r>
+                          <w:rPr>
+                            <w:highlight w:val="yellow"/>
+                          </w:rPr>
                           <m:t>2</m:t>
                         </m:r>
                         <m:r>
+                          <w:rPr>
+                            <w:highlight w:val="yellow"/>
+                          </w:rPr>
                           <m:t>x</m:t>
                         </m:r>
                       </m:e>
@@ -5455,15 +5662,24 @@
                       <m:rPr>
                         <m:sty m:val="p"/>
                       </m:rPr>
+                      <w:rPr>
+                        <w:highlight w:val="yellow"/>
+                      </w:rPr>
                       <m:t>+</m:t>
                     </m:r>
                     <m:r>
                       <m:rPr>
                         <m:sty m:val="p"/>
                       </m:rPr>
+                      <w:rPr>
+                        <w:highlight w:val="yellow"/>
+                      </w:rPr>
                       <m:t>cos</m:t>
                     </m:r>
                     <m:r>
+                      <w:rPr>
+                        <w:highlight w:val="yellow"/>
+                      </w:rPr>
                       <m:t>x</m:t>
                     </m:r>
                   </m:e>
@@ -7527,6 +7743,9 @@
                 <m:borderBox>
                   <m:e>
                     <m:r>
+                      <w:rPr>
+                        <w:highlight w:val="yellow"/>
+                      </w:rPr>
                       <m:t>F</m:t>
                     </m:r>
                     <m:d>
@@ -7538,6 +7757,9 @@
                       </m:dPr>
                       <m:e>
                         <m:r>
+                          <w:rPr>
+                            <w:highlight w:val="yellow"/>
+                          </w:rPr>
                           <m:t>x</m:t>
                         </m:r>
                       </m:e>
@@ -7546,24 +7768,39 @@
                       <m:rPr>
                         <m:sty m:val="p"/>
                       </m:rPr>
+                      <w:rPr>
+                        <w:highlight w:val="yellow"/>
+                      </w:rPr>
                       <m:t>=</m:t>
                     </m:r>
                     <m:r>
+                      <w:rPr>
+                        <w:highlight w:val="yellow"/>
+                      </w:rPr>
                       <m:t>2</m:t>
                     </m:r>
                     <m:r>
+                      <w:rPr>
+                        <w:highlight w:val="yellow"/>
+                      </w:rPr>
                       <m:t>x</m:t>
                     </m:r>
                     <m:r>
                       <m:rPr>
                         <m:sty m:val="p"/>
                       </m:rPr>
+                      <w:rPr>
+                        <w:highlight w:val="yellow"/>
+                      </w:rPr>
                       <m:t>+</m:t>
                     </m:r>
                     <m:r>
                       <m:rPr>
                         <m:sty m:val="p"/>
                       </m:rPr>
+                      <w:rPr>
+                        <w:highlight w:val="yellow"/>
+                      </w:rPr>
                       <m:t>ln</m:t>
                     </m:r>
                     <m:d>
@@ -7575,15 +7812,24 @@
                       </m:dPr>
                       <m:e>
                         <m:r>
+                          <w:rPr>
+                            <w:highlight w:val="yellow"/>
+                          </w:rPr>
                           <m:t>x</m:t>
                         </m:r>
                         <m:r>
                           <m:rPr>
                             <m:sty m:val="p"/>
                           </m:rPr>
+                          <w:rPr>
+                            <w:highlight w:val="yellow"/>
+                          </w:rPr>
                           <m:t>+</m:t>
                         </m:r>
                         <m:r>
+                          <w:rPr>
+                            <w:highlight w:val="yellow"/>
+                          </w:rPr>
                           <m:t>1</m:t>
                         </m:r>
                       </m:e>
@@ -7592,9 +7838,15 @@
                       <m:rPr>
                         <m:sty m:val="p"/>
                       </m:rPr>
+                      <w:rPr>
+                        <w:highlight w:val="yellow"/>
+                      </w:rPr>
                       <m:t>+</m:t>
                     </m:r>
                     <m:r>
+                      <w:rPr>
+                        <w:highlight w:val="yellow"/>
+                      </w:rPr>
                       <m:t>1</m:t>
                     </m:r>
                   </m:e>
@@ -7966,11 +8218,17 @@
                     <m:sSub>
                       <m:e>
                         <m:r>
+                          <w:rPr>
+                            <w:highlight w:val="yellow"/>
+                          </w:rPr>
                           <m:t>G</m:t>
                         </m:r>
                       </m:e>
                       <m:sub>
                         <m:r>
+                          <w:rPr>
+                            <w:highlight w:val="yellow"/>
+                          </w:rPr>
                           <m:t>c</m:t>
                         </m:r>
                       </m:sub>
@@ -7984,6 +8242,9 @@
                       </m:dPr>
                       <m:e>
                         <m:r>
+                          <w:rPr>
+                            <w:highlight w:val="yellow"/>
+                          </w:rPr>
                           <m:t>x</m:t>
                         </m:r>
                       </m:e>
@@ -7992,12 +8253,18 @@
                       <m:rPr>
                         <m:sty m:val="p"/>
                       </m:rPr>
+                      <w:rPr>
+                        <w:highlight w:val="yellow"/>
+                      </w:rPr>
                       <m:t>=</m:t>
                     </m:r>
                     <m:r>
                       <m:rPr>
                         <m:sty m:val="p"/>
                       </m:rPr>
+                      <w:rPr>
+                        <w:highlight w:val="yellow"/>
+                      </w:rPr>
                       <m:t>−</m:t>
                     </m:r>
                     <m:f>
@@ -8006,6 +8273,9 @@
                       </m:fPr>
                       <m:num>
                         <m:r>
+                          <w:rPr>
+                            <w:highlight w:val="yellow"/>
+                          </w:rPr>
                           <m:t>1</m:t>
                         </m:r>
                       </m:num>
@@ -8013,11 +8283,17 @@
                         <m:sSup>
                           <m:e>
                             <m:r>
+                              <w:rPr>
+                                <w:highlight w:val="yellow"/>
+                              </w:rPr>
                               <m:t>e</m:t>
                             </m:r>
                           </m:e>
                           <m:sup>
                             <m:r>
+                              <w:rPr>
+                                <w:highlight w:val="yellow"/>
+                              </w:rPr>
                               <m:t>x</m:t>
                             </m:r>
                           </m:sup>
@@ -8026,9 +8302,15 @@
                           <m:rPr>
                             <m:sty m:val="p"/>
                           </m:rPr>
+                          <w:rPr>
+                            <w:highlight w:val="yellow"/>
+                          </w:rPr>
                           <m:t>+</m:t>
                         </m:r>
                         <m:r>
+                          <w:rPr>
+                            <w:highlight w:val="yellow"/>
+                          </w:rPr>
                           <m:t>1</m:t>
                         </m:r>
                       </m:den>
@@ -8037,9 +8319,15 @@
                       <m:rPr>
                         <m:sty m:val="p"/>
                       </m:rPr>
+                      <w:rPr>
+                        <w:highlight w:val="yellow"/>
+                      </w:rPr>
                       <m:t>+</m:t>
                     </m:r>
                     <m:r>
+                      <w:rPr>
+                        <w:highlight w:val="yellow"/>
+                      </w:rPr>
                       <m:t>c</m:t>
                     </m:r>
                   </m:e>
@@ -8307,6 +8595,9 @@
                 <m:borderBox>
                   <m:e>
                     <m:r>
+                      <w:rPr>
+                        <w:highlight w:val="yellow"/>
+                      </w:rPr>
                       <m:t>G</m:t>
                     </m:r>
                     <m:d>
@@ -8318,6 +8609,9 @@
                       </m:dPr>
                       <m:e>
                         <m:r>
+                          <w:rPr>
+                            <w:highlight w:val="yellow"/>
+                          </w:rPr>
                           <m:t>x</m:t>
                         </m:r>
                       </m:e>
@@ -8326,6 +8620,9 @@
                       <m:rPr>
                         <m:sty m:val="p"/>
                       </m:rPr>
+                      <w:rPr>
+                        <w:highlight w:val="yellow"/>
+                      </w:rPr>
                       <m:t>=</m:t>
                     </m:r>
                     <m:f>
@@ -8334,11 +8631,17 @@
                       </m:fPr>
                       <m:num>
                         <m:r>
+                          <w:rPr>
+                            <w:highlight w:val="yellow"/>
+                          </w:rPr>
                           <m:t>1</m:t>
                         </m:r>
                       </m:num>
                       <m:den>
                         <m:r>
+                          <w:rPr>
+                            <w:highlight w:val="yellow"/>
+                          </w:rPr>
                           <m:t>2</m:t>
                         </m:r>
                       </m:den>
@@ -8347,6 +8650,9 @@
                       <m:rPr>
                         <m:sty m:val="p"/>
                       </m:rPr>
+                      <w:rPr>
+                        <w:highlight w:val="yellow"/>
+                      </w:rPr>
                       <m:t>−</m:t>
                     </m:r>
                     <m:f>
@@ -8355,6 +8661,9 @@
                       </m:fPr>
                       <m:num>
                         <m:r>
+                          <w:rPr>
+                            <w:highlight w:val="yellow"/>
+                          </w:rPr>
                           <m:t>1</m:t>
                         </m:r>
                       </m:num>
@@ -8362,11 +8671,17 @@
                         <m:sSup>
                           <m:e>
                             <m:r>
+                              <w:rPr>
+                                <w:highlight w:val="yellow"/>
+                              </w:rPr>
                               <m:t>e</m:t>
                             </m:r>
                           </m:e>
                           <m:sup>
                             <m:r>
+                              <w:rPr>
+                                <w:highlight w:val="yellow"/>
+                              </w:rPr>
                               <m:t>x</m:t>
                             </m:r>
                           </m:sup>
@@ -8375,9 +8690,15 @@
                           <m:rPr>
                             <m:sty m:val="p"/>
                           </m:rPr>
+                          <w:rPr>
+                            <w:highlight w:val="yellow"/>
+                          </w:rPr>
                           <m:t>+</m:t>
                         </m:r>
                         <m:r>
+                          <w:rPr>
+                            <w:highlight w:val="yellow"/>
+                          </w:rPr>
                           <m:t>1</m:t>
                         </m:r>
                       </m:den>
@@ -10690,6 +11011,9 @@
               <m:borderBox>
                 <m:e>
                   <m:r>
+                    <w:rPr>
+                      <w:highlight w:val="yellow"/>
+                    </w:rPr>
                     <m:t>F</m:t>
                   </m:r>
                   <m:d>
@@ -10701,6 +11025,9 @@
                     </m:dPr>
                     <m:e>
                       <m:r>
+                        <w:rPr>
+                          <w:highlight w:val="yellow"/>
+                        </w:rPr>
                         <m:t>x</m:t>
                       </m:r>
                     </m:e>
@@ -10709,6 +11036,9 @@
                     <m:rPr>
                       <m:sty m:val="p"/>
                     </m:rPr>
+                    <w:rPr>
+                      <w:highlight w:val="yellow"/>
+                    </w:rPr>
                     <m:t>=</m:t>
                   </m:r>
                   <m:d>
@@ -10722,11 +11052,17 @@
                       <m:sSup>
                         <m:e>
                           <m:r>
+                            <w:rPr>
+                              <w:highlight w:val="yellow"/>
+                            </w:rPr>
                             <m:t>x</m:t>
                           </m:r>
                         </m:e>
                         <m:sup>
                           <m:r>
+                            <w:rPr>
+                              <w:highlight w:val="yellow"/>
+                            </w:rPr>
                             <m:t>2</m:t>
                           </m:r>
                         </m:sup>
@@ -10735,9 +11071,15 @@
                         <m:rPr>
                           <m:sty m:val="p"/>
                         </m:rPr>
+                        <w:rPr>
+                          <w:highlight w:val="yellow"/>
+                        </w:rPr>
                         <m:t>−</m:t>
                       </m:r>
                       <m:r>
+                        <w:rPr>
+                          <w:highlight w:val="yellow"/>
+                        </w:rPr>
                         <m:t>x</m:t>
                       </m:r>
                     </m:e>
@@ -10745,6 +11087,9 @@
                   <m:sSup>
                     <m:e>
                       <m:r>
+                        <w:rPr>
+                          <w:highlight w:val="yellow"/>
+                        </w:rPr>
                         <m:t>e</m:t>
                       </m:r>
                     </m:e>
@@ -10753,9 +11098,15 @@
                         <m:rPr>
                           <m:sty m:val="p"/>
                         </m:rPr>
+                        <w:rPr>
+                          <w:highlight w:val="yellow"/>
+                        </w:rPr>
                         <m:t>−</m:t>
                       </m:r>
                       <m:r>
+                        <w:rPr>
+                          <w:highlight w:val="yellow"/>
+                        </w:rPr>
                         <m:t>x</m:t>
                       </m:r>
                     </m:sup>
@@ -11124,12 +11475,18 @@
                 <m:borderBox>
                   <m:e>
                     <m:r>
+                      <w:rPr>
+                        <w:highlight w:val="yellow"/>
+                      </w:rPr>
                       <m:t>x</m:t>
                     </m:r>
                     <m:r>
                       <m:rPr>
                         <m:sty m:val="p"/>
                       </m:rPr>
+                      <w:rPr>
+                        <w:highlight w:val="yellow"/>
+                      </w:rPr>
                       <m:t>↦</m:t>
                     </m:r>
                     <m:d>
@@ -11143,11 +11500,17 @@
                         <m:sSup>
                           <m:e>
                             <m:r>
+                              <w:rPr>
+                                <w:highlight w:val="yellow"/>
+                              </w:rPr>
                               <m:t>x</m:t>
                             </m:r>
                           </m:e>
                           <m:sup>
                             <m:r>
+                              <w:rPr>
+                                <w:highlight w:val="yellow"/>
+                              </w:rPr>
                               <m:t>2</m:t>
                             </m:r>
                           </m:sup>
@@ -11156,9 +11519,15 @@
                           <m:rPr>
                             <m:sty m:val="p"/>
                           </m:rPr>
+                          <w:rPr>
+                            <w:highlight w:val="yellow"/>
+                          </w:rPr>
                           <m:t>−</m:t>
                         </m:r>
                         <m:r>
+                          <w:rPr>
+                            <w:highlight w:val="yellow"/>
+                          </w:rPr>
                           <m:t>x</m:t>
                         </m:r>
                       </m:e>
@@ -11166,6 +11535,9 @@
                     <m:sSup>
                       <m:e>
                         <m:r>
+                          <w:rPr>
+                            <w:highlight w:val="yellow"/>
+                          </w:rPr>
                           <m:t>e</m:t>
                         </m:r>
                       </m:e>
@@ -11174,9 +11546,15 @@
                           <m:rPr>
                             <m:sty m:val="p"/>
                           </m:rPr>
+                          <w:rPr>
+                            <w:highlight w:val="yellow"/>
+                          </w:rPr>
                           <m:t>−</m:t>
                         </m:r>
                         <m:r>
+                          <w:rPr>
+                            <w:highlight w:val="yellow"/>
+                          </w:rPr>
                           <m:t>x</m:t>
                         </m:r>
                       </m:sup>
@@ -11185,9 +11563,15 @@
                       <m:rPr>
                         <m:sty m:val="p"/>
                       </m:rPr>
+                      <w:rPr>
+                        <w:highlight w:val="yellow"/>
+                      </w:rPr>
                       <m:t>+</m:t>
                     </m:r>
                     <m:r>
+                      <w:rPr>
+                        <w:highlight w:val="yellow"/>
+                      </w:rPr>
                       <m:t>2</m:t>
                     </m:r>
                   </m:e>
@@ -11594,15 +11978,24 @@
               <m:borderBox>
                 <m:e>
                   <m:r>
+                    <w:rPr>
+                      <w:highlight w:val="yellow"/>
+                    </w:rPr>
                     <m:t>α</m:t>
                   </m:r>
                   <m:r>
                     <m:rPr>
                       <m:sty m:val="p"/>
                     </m:rPr>
+                    <w:rPr>
+                      <w:highlight w:val="yellow"/>
+                    </w:rPr>
                     <m:t>=</m:t>
                   </m:r>
                   <m:r>
+                    <w:rPr>
+                      <w:highlight w:val="yellow"/>
+                    </w:rPr>
                     <m:t>1</m:t>
                   </m:r>
                 </m:e>
@@ -11630,15 +12023,24 @@
               <m:borderBox>
                 <m:e>
                   <m:r>
+                    <w:rPr>
+                      <w:highlight w:val="yellow"/>
+                    </w:rPr>
                     <m:t>β</m:t>
                   </m:r>
                   <m:r>
                     <m:rPr>
                       <m:sty m:val="p"/>
                     </m:rPr>
+                    <w:rPr>
+                      <w:highlight w:val="yellow"/>
+                    </w:rPr>
                     <m:t>=</m:t>
                   </m:r>
                   <m:r>
+                    <w:rPr>
+                      <w:highlight w:val="yellow"/>
+                    </w:rPr>
                     <m:t>2</m:t>
                   </m:r>
                 </m:e>
@@ -12004,6 +12406,9 @@
                 <m:borderBox>
                   <m:e>
                     <m:r>
+                      <w:rPr>
+                        <w:highlight w:val="yellow"/>
+                      </w:rPr>
                       <m:t>G</m:t>
                     </m:r>
                     <m:d>
@@ -12015,6 +12420,9 @@
                       </m:dPr>
                       <m:e>
                         <m:r>
+                          <w:rPr>
+                            <w:highlight w:val="yellow"/>
+                          </w:rPr>
                           <m:t>x</m:t>
                         </m:r>
                       </m:e>
@@ -12023,15 +12431,24 @@
                       <m:rPr>
                         <m:sty m:val="p"/>
                       </m:rPr>
+                      <w:rPr>
+                        <w:highlight w:val="yellow"/>
+                      </w:rPr>
                       <m:t>=</m:t>
                     </m:r>
                     <m:r>
+                      <w:rPr>
+                        <w:highlight w:val="yellow"/>
+                      </w:rPr>
                       <m:t>x</m:t>
                     </m:r>
                     <m:r>
                       <m:rPr>
                         <m:sty m:val="p"/>
                       </m:rPr>
+                      <w:rPr>
+                        <w:highlight w:val="yellow"/>
+                      </w:rPr>
                       <m:t>−</m:t>
                     </m:r>
                     <m:f>
@@ -12040,20 +12457,32 @@
                       </m:fPr>
                       <m:num>
                         <m:r>
+                          <w:rPr>
+                            <w:highlight w:val="yellow"/>
+                          </w:rPr>
                           <m:t>2</m:t>
                         </m:r>
                       </m:num>
                       <m:den>
                         <m:r>
+                          <w:rPr>
+                            <w:highlight w:val="yellow"/>
+                          </w:rPr>
                           <m:t>x</m:t>
                         </m:r>
                         <m:r>
                           <m:rPr>
                             <m:sty m:val="p"/>
                           </m:rPr>
+                          <w:rPr>
+                            <w:highlight w:val="yellow"/>
+                          </w:rPr>
                           <m:t>+</m:t>
                         </m:r>
                         <m:r>
+                          <w:rPr>
+                            <w:highlight w:val="yellow"/>
+                          </w:rPr>
                           <m:t>1</m:t>
                         </m:r>
                       </m:den>
@@ -14190,6 +14619,9 @@
                 <m:borderBox>
                   <m:e>
                     <m:r>
+                      <w:rPr>
+                        <w:highlight w:val="yellow"/>
+                      </w:rPr>
                       <m:t>F</m:t>
                     </m:r>
                     <m:d>
@@ -14201,6 +14633,9 @@
                       </m:dPr>
                       <m:e>
                         <m:r>
+                          <w:rPr>
+                            <w:highlight w:val="yellow"/>
+                          </w:rPr>
                           <m:t>x</m:t>
                         </m:r>
                       </m:e>
@@ -14209,16 +14644,25 @@
                       <m:rPr>
                         <m:sty m:val="p"/>
                       </m:rPr>
+                      <w:rPr>
+                        <w:highlight w:val="yellow"/>
+                      </w:rPr>
                       <m:t>=</m:t>
                     </m:r>
                     <m:sSup>
                       <m:e>
                         <m:r>
+                          <w:rPr>
+                            <w:highlight w:val="yellow"/>
+                          </w:rPr>
                           <m:t>e</m:t>
                         </m:r>
                       </m:e>
                       <m:sup>
                         <m:r>
+                          <w:rPr>
+                            <w:highlight w:val="yellow"/>
+                          </w:rPr>
                           <m:t>x</m:t>
                         </m:r>
                       </m:sup>
@@ -14227,12 +14671,18 @@
                       <m:rPr>
                         <m:sty m:val="p"/>
                       </m:rPr>
+                      <w:rPr>
+                        <w:highlight w:val="yellow"/>
+                      </w:rPr>
                       <m:t>−</m:t>
                     </m:r>
                     <m:r>
                       <m:rPr>
                         <m:sty m:val="p"/>
                       </m:rPr>
+                      <w:rPr>
+                        <w:highlight w:val="yellow"/>
+                      </w:rPr>
                       <m:t>ln</m:t>
                     </m:r>
                     <m:d>
@@ -14246,11 +14696,17 @@
                         <m:sSup>
                           <m:e>
                             <m:r>
+                              <w:rPr>
+                                <w:highlight w:val="yellow"/>
+                              </w:rPr>
                               <m:t>e</m:t>
                             </m:r>
                           </m:e>
                           <m:sup>
                             <m:r>
+                              <w:rPr>
+                                <w:highlight w:val="yellow"/>
+                              </w:rPr>
                               <m:t>x</m:t>
                             </m:r>
                           </m:sup>
@@ -14259,9 +14715,15 @@
                           <m:rPr>
                             <m:sty m:val="p"/>
                           </m:rPr>
+                          <w:rPr>
+                            <w:highlight w:val="yellow"/>
+                          </w:rPr>
                           <m:t>+</m:t>
                         </m:r>
                         <m:r>
+                          <w:rPr>
+                            <w:highlight w:val="yellow"/>
+                          </w:rPr>
                           <m:t>1</m:t>
                         </m:r>
                       </m:e>
@@ -14270,24 +14732,39 @@
                       <m:rPr>
                         <m:sty m:val="p"/>
                       </m:rPr>
+                      <w:rPr>
+                        <w:highlight w:val="yellow"/>
+                      </w:rPr>
                       <m:t>+</m:t>
                     </m:r>
                     <m:r>
                       <m:rPr>
                         <m:sty m:val="p"/>
                       </m:rPr>
+                      <w:rPr>
+                        <w:highlight w:val="yellow"/>
+                      </w:rPr>
                       <m:t>ln</m:t>
                     </m:r>
                     <m:r>
+                      <w:rPr>
+                        <w:highlight w:val="yellow"/>
+                      </w:rPr>
                       <m:t>2</m:t>
                     </m:r>
                     <m:r>
                       <m:rPr>
                         <m:sty m:val="p"/>
                       </m:rPr>
+                      <w:rPr>
+                        <w:highlight w:val="yellow"/>
+                      </w:rPr>
                       <m:t>−</m:t>
                     </m:r>
                     <m:r>
+                      <w:rPr>
+                        <w:highlight w:val="yellow"/>
+                      </w:rPr>
                       <m:t>1</m:t>
                     </m:r>
                   </m:e>
@@ -15193,6 +15670,9 @@
                       <m:rPr>
                         <m:sty m:val="p"/>
                       </m:rPr>
+                      <w:rPr>
+                        <w:highlight w:val="yellow"/>
+                      </w:rPr>
                       <m:t>ln</m:t>
                     </m:r>
                     <m:d>
@@ -15209,23 +15689,38 @@
                           </m:fPr>
                           <m:num>
                             <m:r>
+                              <w:rPr>
+                                <w:highlight w:val="yellow"/>
+                              </w:rPr>
                               <m:t>2</m:t>
                             </m:r>
                             <m:r>
+                              <w:rPr>
+                                <w:highlight w:val="yellow"/>
+                              </w:rPr>
                               <m:t>x</m:t>
                             </m:r>
                           </m:num>
                           <m:den>
                             <m:r>
+                              <w:rPr>
+                                <w:highlight w:val="yellow"/>
+                              </w:rPr>
                               <m:t>x</m:t>
                             </m:r>
                             <m:r>
                               <m:rPr>
                                 <m:sty m:val="p"/>
                               </m:rPr>
+                              <w:rPr>
+                                <w:highlight w:val="yellow"/>
+                              </w:rPr>
                               <m:t>+</m:t>
                             </m:r>
                             <m:r>
+                              <w:rPr>
+                                <w:highlight w:val="yellow"/>
+                              </w:rPr>
                               <m:t>1</m:t>
                             </m:r>
                           </m:den>
@@ -15606,9 +16101,15 @@
                       <m:rPr>
                         <m:sty m:val="p"/>
                       </m:rPr>
+                      <w:rPr>
+                        <w:highlight w:val="yellow"/>
+                      </w:rPr>
                       <m:t>ln</m:t>
                     </m:r>
                     <m:r>
+                      <w:rPr>
+                        <w:highlight w:val="yellow"/>
+                      </w:rPr>
                       <m:t>2</m:t>
                     </m:r>
                   </m:e>
@@ -16982,11 +17483,17 @@
                       </m:fPr>
                       <m:num>
                         <m:r>
+                          <w:rPr>
+                            <w:highlight w:val="yellow"/>
+                          </w:rPr>
                           <m:t>1</m:t>
                         </m:r>
                       </m:num>
                       <m:den>
                         <m:r>
+                          <w:rPr>
+                            <w:highlight w:val="yellow"/>
+                          </w:rPr>
                           <m:t>4</m:t>
                         </m:r>
                       </m:den>
@@ -17353,22 +17860,34 @@
                       </m:fPr>
                       <m:num>
                         <m:r>
+                          <w:rPr>
+                            <w:highlight w:val="yellow"/>
+                          </w:rPr>
                           <m:t>1</m:t>
                         </m:r>
                         <m:r>
                           <m:rPr>
                             <m:sty m:val="p"/>
                           </m:rPr>
+                          <w:rPr>
+                            <w:highlight w:val="yellow"/>
+                          </w:rPr>
                           <m:t>+</m:t>
                         </m:r>
                         <m:sSup>
                           <m:e>
                             <m:r>
+                              <w:rPr>
+                                <w:highlight w:val="yellow"/>
+                              </w:rPr>
                               <m:t>e</m:t>
                             </m:r>
                           </m:e>
                           <m:sup>
                             <m:r>
+                              <w:rPr>
+                                <w:highlight w:val="yellow"/>
+                              </w:rPr>
                               <m:t>2</m:t>
                             </m:r>
                           </m:sup>
@@ -17376,6 +17895,9 @@
                       </m:num>
                       <m:den>
                         <m:r>
+                          <w:rPr>
+                            <w:highlight w:val="yellow"/>
+                          </w:rPr>
                           <m:t>2</m:t>
                         </m:r>
                       </m:den>
@@ -17701,11 +18223,17 @@
                       </m:fPr>
                       <m:num>
                         <m:r>
+                          <w:rPr>
+                            <w:highlight w:val="yellow"/>
+                          </w:rPr>
                           <m:t>3</m:t>
                         </m:r>
                       </m:num>
                       <m:den>
                         <m:r>
+                          <w:rPr>
+                            <w:highlight w:val="yellow"/>
+                          </w:rPr>
                           <m:t>2</m:t>
                         </m:r>
                       </m:den>
@@ -18080,14 +18608,23 @@
                           <m:rPr>
                             <m:sty m:val="p"/>
                           </m:rPr>
+                          <w:rPr>
+                            <w:highlight w:val="yellow"/>
+                          </w:rPr>
                           <m:t>ln</m:t>
                         </m:r>
                         <m:r>
+                          <w:rPr>
+                            <w:highlight w:val="yellow"/>
+                          </w:rPr>
                           <m:t>2</m:t>
                         </m:r>
                       </m:num>
                       <m:den>
                         <m:r>
+                          <w:rPr>
+                            <w:highlight w:val="yellow"/>
+                          </w:rPr>
                           <m:t>2</m:t>
                         </m:r>
                       </m:den>
@@ -18488,11 +19025,17 @@
                       </m:fPr>
                       <m:num>
                         <m:r>
+                          <w:rPr>
+                            <w:highlight w:val="yellow"/>
+                          </w:rPr>
                           <m:t>1</m:t>
                         </m:r>
                       </m:num>
                       <m:den>
                         <m:r>
+                          <w:rPr>
+                            <w:highlight w:val="yellow"/>
+                          </w:rPr>
                           <m:t>3</m:t>
                         </m:r>
                       </m:den>
@@ -18763,6 +19306,9 @@
                 <m:borderBox>
                   <m:e>
                     <m:r>
+                      <w:rPr>
+                        <w:highlight w:val="yellow"/>
+                      </w:rPr>
                       <m:t>2</m:t>
                     </m:r>
                   </m:e>
@@ -19434,7 +19980,7 @@
                     <a:graphicData uri="http://schemas.openxmlformats.org/drawingml/2006/picture">
                       <pic:pic>
                         <pic:nvPicPr>
-                          <pic:cNvPr id="0" name="e2084580dfd711a2.png"/>
+                          <pic:cNvPr id="0" name="31ba635bedc62f04.png"/>
                           <pic:cNvPicPr/>
                         </pic:nvPicPr>
                         <pic:blipFill>
@@ -20214,11 +20760,17 @@
                             </m:fPr>
                             <m:num>
                               <m:r>
+                                <w:rPr>
+                                  <w:highlight w:val="yellow"/>
+                                </w:rPr>
                                 <m:t>5</m:t>
                               </m:r>
                             </m:num>
                             <m:den>
                               <m:r>
+                                <w:rPr>
+                                  <w:highlight w:val="yellow"/>
+                                </w:rPr>
                                 <m:t>2</m:t>
                               </m:r>
                             </m:den>
@@ -20571,7 +21123,7 @@
                     <a:graphicData uri="http://schemas.openxmlformats.org/drawingml/2006/picture">
                       <pic:pic>
                         <pic:nvPicPr>
-                          <pic:cNvPr id="0" name="1b0ef94d4dd2b73b.png"/>
+                          <pic:cNvPr id="0" name="51e55e4ad387c65c.png"/>
                           <pic:cNvPicPr/>
                         </pic:nvPicPr>
                         <pic:blipFill>
@@ -20931,6 +21483,9 @@
                       <m:rPr>
                         <m:sty m:val="p"/>
                       </m:rPr>
+                      <w:rPr>
+                        <w:highlight w:val="yellow"/>
+                      </w:rPr>
                       <m:t>ln</m:t>
                     </m:r>
                     <m:d>
@@ -20947,20 +21502,32 @@
                           </m:fPr>
                           <m:num>
                             <m:r>
+                              <w:rPr>
+                                <w:highlight w:val="yellow"/>
+                              </w:rPr>
                               <m:t>e</m:t>
                             </m:r>
                             <m:r>
                               <m:rPr>
                                 <m:sty m:val="p"/>
                               </m:rPr>
+                              <w:rPr>
+                                <w:highlight w:val="yellow"/>
+                              </w:rPr>
                               <m:t>+</m:t>
                             </m:r>
                             <m:r>
+                              <w:rPr>
+                                <w:highlight w:val="yellow"/>
+                              </w:rPr>
                               <m:t>1</m:t>
                             </m:r>
                           </m:num>
                           <m:den>
                             <m:r>
+                              <w:rPr>
+                                <w:highlight w:val="yellow"/>
+                              </w:rPr>
                               <m:t>2</m:t>
                             </m:r>
                           </m:den>
@@ -21151,6 +21718,9 @@
                 <m:borderBox>
                   <m:e>
                     <m:r>
+                      <w:rPr>
+                        <w:highlight w:val="yellow"/>
+                      </w:rPr>
                       <m:t>1</m:t>
                     </m:r>
                   </m:e>
@@ -21230,27 +21800,42 @@
                 <m:borderBox>
                   <m:e>
                     <m:r>
+                      <w:rPr>
+                        <w:highlight w:val="yellow"/>
+                      </w:rPr>
                       <m:t>J</m:t>
                     </m:r>
                     <m:r>
                       <m:rPr>
                         <m:sty m:val="p"/>
                       </m:rPr>
+                      <w:rPr>
+                        <w:highlight w:val="yellow"/>
+                      </w:rPr>
                       <m:t>=</m:t>
                     </m:r>
                     <m:r>
+                      <w:rPr>
+                        <w:highlight w:val="yellow"/>
+                      </w:rPr>
                       <m:t>1</m:t>
                     </m:r>
                     <m:r>
                       <m:rPr>
                         <m:sty m:val="p"/>
                       </m:rPr>
+                      <w:rPr>
+                        <w:highlight w:val="yellow"/>
+                      </w:rPr>
                       <m:t>−</m:t>
                     </m:r>
                     <m:r>
                       <m:rPr>
                         <m:sty m:val="p"/>
                       </m:rPr>
+                      <w:rPr>
+                        <w:highlight w:val="yellow"/>
+                      </w:rPr>
                       <m:t>ln</m:t>
                     </m:r>
                     <m:d>
@@ -21267,20 +21852,32 @@
                           </m:fPr>
                           <m:num>
                             <m:r>
+                              <w:rPr>
+                                <w:highlight w:val="yellow"/>
+                              </w:rPr>
                               <m:t>e</m:t>
                             </m:r>
                             <m:r>
                               <m:rPr>
                                 <m:sty m:val="p"/>
                               </m:rPr>
+                              <w:rPr>
+                                <w:highlight w:val="yellow"/>
+                              </w:rPr>
                               <m:t>+</m:t>
                             </m:r>
                             <m:r>
+                              <w:rPr>
+                                <w:highlight w:val="yellow"/>
+                              </w:rPr>
                               <m:t>1</m:t>
                             </m:r>
                           </m:num>
                           <m:den>
                             <m:r>
+                              <w:rPr>
+                                <w:highlight w:val="yellow"/>
+                              </w:rPr>
                               <m:t>2</m:t>
                             </m:r>
                           </m:den>
@@ -22870,6 +23467,9 @@
                 <m:borderBox>
                   <m:e>
                     <m:r>
+                      <w:rPr>
+                        <w:highlight w:val="yellow"/>
+                      </w:rPr>
                       <m:t>2</m:t>
                     </m:r>
                   </m:e>
@@ -23133,11 +23733,17 @@
                       </m:fPr>
                       <m:num>
                         <m:r>
+                          <w:rPr>
+                            <w:highlight w:val="yellow"/>
+                          </w:rPr>
                           <m:t>1</m:t>
                         </m:r>
                       </m:num>
                       <m:den>
                         <m:r>
+                          <w:rPr>
+                            <w:highlight w:val="yellow"/>
+                          </w:rPr>
                           <m:t>2</m:t>
                         </m:r>
                       </m:den>
@@ -23146,6 +23752,9 @@
                       <m:rPr>
                         <m:sty m:val="p"/>
                       </m:rPr>
+                      <w:rPr>
+                        <w:highlight w:val="yellow"/>
+                      </w:rPr>
                       <m:t>≤</m:t>
                     </m:r>
                     <m:f>
@@ -23154,27 +23763,42 @@
                       </m:fPr>
                       <m:num>
                         <m:r>
+                          <w:rPr>
+                            <w:highlight w:val="yellow"/>
+                          </w:rPr>
                           <m:t>1</m:t>
                         </m:r>
                       </m:num>
                       <m:den>
                         <m:r>
+                          <w:rPr>
+                            <w:highlight w:val="yellow"/>
+                          </w:rPr>
                           <m:t>1</m:t>
                         </m:r>
                         <m:r>
                           <m:rPr>
                             <m:sty m:val="p"/>
                           </m:rPr>
+                          <w:rPr>
+                            <w:highlight w:val="yellow"/>
+                          </w:rPr>
                           <m:t>+</m:t>
                         </m:r>
                         <m:sSup>
                           <m:e>
                             <m:r>
+                              <w:rPr>
+                                <w:highlight w:val="yellow"/>
+                              </w:rPr>
                               <m:t>x</m:t>
                             </m:r>
                           </m:e>
                           <m:sup>
                             <m:r>
+                              <w:rPr>
+                                <w:highlight w:val="yellow"/>
+                              </w:rPr>
                               <m:t>2</m:t>
                             </m:r>
                           </m:sup>
@@ -23185,9 +23809,15 @@
                       <m:rPr>
                         <m:sty m:val="p"/>
                       </m:rPr>
+                      <w:rPr>
+                        <w:highlight w:val="yellow"/>
+                      </w:rPr>
                       <m:t>≤</m:t>
                     </m:r>
                     <m:r>
+                      <w:rPr>
+                        <w:highlight w:val="yellow"/>
+                      </w:rPr>
                       <m:t>1</m:t>
                     </m:r>
                   </m:e>
@@ -23405,11 +24035,17 @@
                       </m:fPr>
                       <m:num>
                         <m:r>
+                          <w:rPr>
+                            <w:highlight w:val="yellow"/>
+                          </w:rPr>
                           <m:t>1</m:t>
                         </m:r>
                       </m:num>
                       <m:den>
                         <m:r>
+                          <w:rPr>
+                            <w:highlight w:val="yellow"/>
+                          </w:rPr>
                           <m:t>2</m:t>
                         </m:r>
                       </m:den>
@@ -23418,18 +24054,30 @@
                       <m:rPr>
                         <m:sty m:val="p"/>
                       </m:rPr>
+                      <w:rPr>
+                        <w:highlight w:val="yellow"/>
+                      </w:rPr>
                       <m:t>≤</m:t>
                     </m:r>
                     <m:r>
+                      <w:rPr>
+                        <w:highlight w:val="yellow"/>
+                      </w:rPr>
                       <m:t>A</m:t>
                     </m:r>
                     <m:r>
                       <m:rPr>
                         <m:sty m:val="p"/>
                       </m:rPr>
+                      <w:rPr>
+                        <w:highlight w:val="yellow"/>
+                      </w:rPr>
                       <m:t>≤</m:t>
                     </m:r>
                     <m:r>
+                      <w:rPr>
+                        <w:highlight w:val="yellow"/>
+                      </w:rPr>
                       <m:t>1</m:t>
                     </m:r>
                   </m:e>
@@ -23865,22 +24513,34 @@
                 <m:borderBox>
                   <m:e>
                     <m:r>
+                      <w:rPr>
+                        <w:highlight w:val="yellow"/>
+                      </w:rPr>
                       <m:t>1</m:t>
                     </m:r>
                     <m:r>
                       <m:rPr>
                         <m:sty m:val="p"/>
                       </m:rPr>
+                      <w:rPr>
+                        <w:highlight w:val="yellow"/>
+                      </w:rPr>
                       <m:t>−</m:t>
                     </m:r>
                     <m:sSup>
                       <m:e>
                         <m:r>
+                          <w:rPr>
+                            <w:highlight w:val="yellow"/>
+                          </w:rPr>
                           <m:t>x</m:t>
                         </m:r>
                       </m:e>
                       <m:sup>
                         <m:r>
+                          <w:rPr>
+                            <w:highlight w:val="yellow"/>
+                          </w:rPr>
                           <m:t>2</m:t>
                         </m:r>
                       </m:sup>
@@ -23889,11 +24549,17 @@
                       <m:rPr>
                         <m:sty m:val="p"/>
                       </m:rPr>
+                      <w:rPr>
+                        <w:highlight w:val="yellow"/>
+                      </w:rPr>
                       <m:t>≤</m:t>
                     </m:r>
                     <m:sSup>
                       <m:e>
                         <m:r>
+                          <w:rPr>
+                            <w:highlight w:val="yellow"/>
+                          </w:rPr>
                           <m:t>e</m:t>
                         </m:r>
                       </m:e>
@@ -23902,16 +24568,25 @@
                           <m:rPr>
                             <m:sty m:val="p"/>
                           </m:rPr>
+                          <w:rPr>
+                            <w:highlight w:val="yellow"/>
+                          </w:rPr>
                           <m:t>−</m:t>
                         </m:r>
                         <m:sSup>
                           <m:e>
                             <m:r>
+                              <w:rPr>
+                                <w:highlight w:val="yellow"/>
+                              </w:rPr>
                               <m:t>x</m:t>
                             </m:r>
                           </m:e>
                           <m:sup>
                             <m:r>
+                              <w:rPr>
+                                <w:highlight w:val="yellow"/>
+                              </w:rPr>
                               <m:t>2</m:t>
                             </m:r>
                           </m:sup>
@@ -23922,9 +24597,15 @@
                       <m:rPr>
                         <m:sty m:val="p"/>
                       </m:rPr>
+                      <w:rPr>
+                        <w:highlight w:val="yellow"/>
+                      </w:rPr>
                       <m:t>≤</m:t>
                     </m:r>
                     <m:r>
+                      <w:rPr>
+                        <w:highlight w:val="yellow"/>
+                      </w:rPr>
                       <m:t>1</m:t>
                     </m:r>
                   </m:e>
@@ -24429,11 +25110,17 @@
                       </m:fPr>
                       <m:num>
                         <m:r>
+                          <w:rPr>
+                            <w:highlight w:val="yellow"/>
+                          </w:rPr>
                           <m:t>2</m:t>
                         </m:r>
                       </m:num>
                       <m:den>
                         <m:r>
+                          <w:rPr>
+                            <w:highlight w:val="yellow"/>
+                          </w:rPr>
                           <m:t>3</m:t>
                         </m:r>
                       </m:den>
@@ -24442,6 +25129,9 @@
                       <m:rPr>
                         <m:sty m:val="p"/>
                       </m:rPr>
+                      <w:rPr>
+                        <w:highlight w:val="yellow"/>
+                      </w:rPr>
                       <m:t>≤</m:t>
                     </m:r>
                     <m:nary>
@@ -24453,11 +25143,17 @@
                       </m:naryPr>
                       <m:sub>
                         <m:r>
+                          <w:rPr>
+                            <w:highlight w:val="yellow"/>
+                          </w:rPr>
                           <m:t>0</m:t>
                         </m:r>
                       </m:sub>
                       <m:sup>
                         <m:r>
+                          <w:rPr>
+                            <w:highlight w:val="yellow"/>
+                          </w:rPr>
                           <m:t>1</m:t>
                         </m:r>
                       </m:sup>
@@ -24465,6 +25161,9 @@
                         <m:sSup>
                           <m:e>
                             <m:r>
+                              <w:rPr>
+                                <w:highlight w:val="yellow"/>
+                              </w:rPr>
                               <m:t>e</m:t>
                             </m:r>
                           </m:e>
@@ -24473,16 +25172,25 @@
                               <m:rPr>
                                 <m:sty m:val="p"/>
                               </m:rPr>
+                              <w:rPr>
+                                <w:highlight w:val="yellow"/>
+                              </w:rPr>
                               <m:t>−</m:t>
                             </m:r>
                             <m:sSup>
                               <m:e>
                                 <m:r>
+                                  <w:rPr>
+                                    <w:highlight w:val="yellow"/>
+                                  </w:rPr>
                                   <m:t>x</m:t>
                                 </m:r>
                               </m:e>
                               <m:sup>
                                 <m:r>
+                                  <w:rPr>
+                                    <w:highlight w:val="yellow"/>
+                                  </w:rPr>
                                   <m:t>2</m:t>
                                 </m:r>
                               </m:sup>
@@ -24492,21 +25200,36 @@
                       </m:e>
                     </m:nary>
                     <m:r>
+                      <w:rPr>
+                        <w:highlight w:val="yellow"/>
+                      </w:rPr>
                       <m:t> </m:t>
                     </m:r>
                     <m:r>
+                      <w:rPr>
+                        <w:highlight w:val="yellow"/>
+                      </w:rPr>
                       <m:t>d</m:t>
                     </m:r>
                     <m:r>
+                      <w:rPr>
+                        <w:highlight w:val="yellow"/>
+                      </w:rPr>
                       <m:t>x</m:t>
                     </m:r>
                     <m:r>
                       <m:rPr>
                         <m:sty m:val="p"/>
                       </m:rPr>
+                      <w:rPr>
+                        <w:highlight w:val="yellow"/>
+                      </w:rPr>
                       <m:t>≤</m:t>
                     </m:r>
                     <m:r>
+                      <w:rPr>
+                        <w:highlight w:val="yellow"/>
+                      </w:rPr>
                       <m:t>1</m:t>
                     </m:r>
                   </m:e>
@@ -26020,15 +26743,24 @@
               <m:borderBox>
                 <m:e>
                   <m:r>
+                    <w:rPr>
+                      <w:highlight w:val="yellow"/>
+                    </w:rPr>
                     <m:t>I</m:t>
                   </m:r>
                   <m:r>
                     <m:rPr>
                       <m:sty m:val="p"/>
                     </m:rPr>
+                    <w:rPr>
+                      <w:highlight w:val="yellow"/>
+                    </w:rPr>
                     <m:t>=</m:t>
                   </m:r>
                   <m:r>
+                    <w:rPr>
+                      <w:highlight w:val="yellow"/>
+                    </w:rPr>
                     <m:t>0</m:t>
                   </m:r>
                 </m:e>
@@ -26610,12 +27342,18 @@
               <m:borderBox>
                 <m:e>
                   <m:r>
+                    <w:rPr>
+                      <w:highlight w:val="yellow"/>
+                    </w:rPr>
                     <m:t>J</m:t>
                   </m:r>
                   <m:r>
                     <m:rPr>
                       <m:sty m:val="p"/>
                     </m:rPr>
+                    <w:rPr>
+                      <w:highlight w:val="yellow"/>
+                    </w:rPr>
                     <m:t>=</m:t>
                   </m:r>
                   <m:f>
@@ -26624,11 +27362,17 @@
                     </m:fPr>
                     <m:num>
                       <m:r>
+                        <w:rPr>
+                          <w:highlight w:val="yellow"/>
+                        </w:rPr>
                         <m:t>2</m:t>
                       </m:r>
                     </m:num>
                     <m:den>
                       <m:r>
+                        <w:rPr>
+                          <w:highlight w:val="yellow"/>
+                        </w:rPr>
                         <m:t>5</m:t>
                       </m:r>
                     </m:den>
@@ -26963,6 +27707,9 @@
                 <m:borderBox>
                   <m:e>
                     <m:r>
+                      <w:rPr>
+                        <w:highlight w:val="yellow"/>
+                      </w:rPr>
                       <m:t>4</m:t>
                     </m:r>
                   </m:e>
@@ -27502,6 +28249,9 @@
                           <m:rPr>
                             <m:sty m:val="p"/>
                           </m:rPr>
+                          <w:rPr>
+                            <w:highlight w:val="yellow"/>
+                          </w:rPr>
                           <m:t>−</m:t>
                         </m:r>
                         <m:f>
@@ -27510,11 +28260,17 @@
                           </m:fPr>
                           <m:num>
                             <m:r>
+                              <w:rPr>
+                                <w:highlight w:val="yellow"/>
+                              </w:rPr>
                               <m:t>1</m:t>
                             </m:r>
                           </m:num>
                           <m:den>
                             <m:r>
+                              <w:rPr>
+                                <w:highlight w:val="yellow"/>
+                              </w:rPr>
                               <m:t>2</m:t>
                             </m:r>
                           </m:den>
@@ -27527,11 +28283,17 @@
                           </m:fPr>
                           <m:num>
                             <m:r>
+                              <w:rPr>
+                                <w:highlight w:val="yellow"/>
+                              </w:rPr>
                               <m:t>1</m:t>
                             </m:r>
                           </m:num>
                           <m:den>
                             <m:r>
+                              <w:rPr>
+                                <w:highlight w:val="yellow"/>
+                              </w:rPr>
                               <m:t>2</m:t>
                             </m:r>
                           </m:den>
@@ -27539,6 +28301,9 @@
                       </m:sup>
                       <m:e>
                         <m:r>
+                          <w:rPr>
+                            <w:highlight w:val="yellow"/>
+                          </w:rPr>
                           <m:t>g</m:t>
                         </m:r>
                       </m:e>
@@ -27552,26 +28317,44 @@
                       </m:dPr>
                       <m:e>
                         <m:r>
+                          <w:rPr>
+                            <w:highlight w:val="yellow"/>
+                          </w:rPr>
                           <m:t>x</m:t>
                         </m:r>
                       </m:e>
                     </m:d>
                     <m:r>
+                      <w:rPr>
+                        <w:highlight w:val="yellow"/>
+                      </w:rPr>
                       <m:t> </m:t>
                     </m:r>
                     <m:r>
+                      <w:rPr>
+                        <w:highlight w:val="yellow"/>
+                      </w:rPr>
                       <m:t>d</m:t>
                     </m:r>
                     <m:r>
+                      <w:rPr>
+                        <w:highlight w:val="yellow"/>
+                      </w:rPr>
                       <m:t>x</m:t>
                     </m:r>
                     <m:r>
                       <m:rPr>
                         <m:sty m:val="p"/>
                       </m:rPr>
+                      <w:rPr>
+                        <w:highlight w:val="yellow"/>
+                      </w:rPr>
                       <m:t>=</m:t>
                     </m:r>
                     <m:r>
+                      <w:rPr>
+                        <w:highlight w:val="yellow"/>
+                      </w:rPr>
                       <m:t>0</m:t>
                     </m:r>
                   </m:e>
@@ -28910,6 +29693,9 @@
                 <m:borderBox>
                   <m:e>
                     <m:r>
+                      <w:rPr>
+                        <w:highlight w:val="yellow"/>
+                      </w:rPr>
                       <m:t>1</m:t>
                     </m:r>
                   </m:e>
@@ -29462,6 +30248,9 @@
                 <m:borderBox>
                   <m:e>
                     <m:r>
+                      <w:rPr>
+                        <w:highlight w:val="yellow"/>
+                      </w:rPr>
                       <m:t>1</m:t>
                     </m:r>
                   </m:e>
@@ -30283,11 +31072,17 @@
                       </m:fPr>
                       <m:num>
                         <m:r>
+                          <w:rPr>
+                            <w:highlight w:val="yellow"/>
+                          </w:rPr>
                           <m:t>π</m:t>
                         </m:r>
                       </m:num>
                       <m:den>
                         <m:r>
+                          <w:rPr>
+                            <w:highlight w:val="yellow"/>
+                          </w:rPr>
                           <m:t>2</m:t>
                         </m:r>
                       </m:den>
@@ -30296,9 +31091,15 @@
                       <m:rPr>
                         <m:sty m:val="p"/>
                       </m:rPr>
+                      <w:rPr>
+                        <w:highlight w:val="yellow"/>
+                      </w:rPr>
                       <m:t>−</m:t>
                     </m:r>
                     <m:r>
+                      <w:rPr>
+                        <w:highlight w:val="yellow"/>
+                      </w:rPr>
                       <m:t>1</m:t>
                     </m:r>
                   </m:e>
@@ -31469,11 +32270,17 @@
                               <m:sSup>
                                 <m:e>
                                   <m:r>
+                                    <w:rPr>
+                                      <w:highlight w:val="yellow"/>
+                                    </w:rPr>
                                     <m:t>e</m:t>
                                   </m:r>
                                 </m:e>
                                 <m:sup>
                                   <m:r>
+                                    <w:rPr>
+                                      <w:highlight w:val="yellow"/>
+                                    </w:rPr>
                                     <m:t>2</m:t>
                                   </m:r>
                                 </m:sup>
@@ -31482,14 +32289,23 @@
                                 <m:rPr>
                                   <m:sty m:val="p"/>
                                 </m:rPr>
+                                <w:rPr>
+                                  <w:highlight w:val="yellow"/>
+                                </w:rPr>
                                 <m:t>+</m:t>
                               </m:r>
                               <m:r>
+                                <w:rPr>
+                                  <w:highlight w:val="yellow"/>
+                                </w:rPr>
                                 <m:t>1</m:t>
                               </m:r>
                             </m:num>
                             <m:den>
                               <m:r>
+                                <w:rPr>
+                                  <w:highlight w:val="yellow"/>
+                                </w:rPr>
                                 <m:t>4</m:t>
                               </m:r>
                             </m:den>
@@ -32143,12 +32959,18 @@
                       <m:borderBox>
                         <m:e>
                           <m:r>
+                            <w:rPr>
+                              <w:highlight w:val="yellow"/>
+                            </w:rPr>
                             <m:t>3</m:t>
                           </m:r>
                           <m:r>
                             <m:rPr>
                               <m:sty m:val="p"/>
                             </m:rPr>
+                            <w:rPr>
+                              <w:highlight w:val="yellow"/>
+                            </w:rPr>
                             <m:t>−</m:t>
                           </m:r>
                           <m:f>
@@ -32157,11 +32979,17 @@
                             </m:fPr>
                             <m:num>
                               <m:r>
+                                <w:rPr>
+                                  <w:highlight w:val="yellow"/>
+                                </w:rPr>
                                 <m:t>5</m:t>
                               </m:r>
                             </m:num>
                             <m:den>
                               <m:r>
+                                <w:rPr>
+                                  <w:highlight w:val="yellow"/>
+                                </w:rPr>
                                 <m:t>e</m:t>
                               </m:r>
                             </m:den>
@@ -32811,6 +33639,9 @@
                 <m:borderBox>
                   <m:e>
                     <m:r>
+                      <w:rPr>
+                        <w:highlight w:val="yellow"/>
+                      </w:rPr>
                       <m:t>F</m:t>
                     </m:r>
                     <m:d>
@@ -32822,6 +33653,9 @@
                       </m:dPr>
                       <m:e>
                         <m:r>
+                          <w:rPr>
+                            <w:highlight w:val="yellow"/>
+                          </w:rPr>
                           <m:t>x</m:t>
                         </m:r>
                       </m:e>
@@ -32830,6 +33664,9 @@
                       <m:rPr>
                         <m:sty m:val="p"/>
                       </m:rPr>
+                      <w:rPr>
+                        <w:highlight w:val="yellow"/>
+                      </w:rPr>
                       <m:t>=</m:t>
                     </m:r>
                     <m:d>
@@ -32841,15 +33678,24 @@
                       </m:dPr>
                       <m:e>
                         <m:r>
+                          <w:rPr>
+                            <w:highlight w:val="yellow"/>
+                          </w:rPr>
                           <m:t>x</m:t>
                         </m:r>
                         <m:r>
                           <m:rPr>
                             <m:sty m:val="p"/>
                           </m:rPr>
+                          <w:rPr>
+                            <w:highlight w:val="yellow"/>
+                          </w:rPr>
                           <m:t>+</m:t>
                         </m:r>
                         <m:r>
+                          <w:rPr>
+                            <w:highlight w:val="yellow"/>
+                          </w:rPr>
                           <m:t>1</m:t>
                         </m:r>
                       </m:e>
@@ -32857,11 +33703,17 @@
                     <m:sSup>
                       <m:e>
                         <m:r>
+                          <w:rPr>
+                            <w:highlight w:val="yellow"/>
+                          </w:rPr>
                           <m:t>e</m:t>
                         </m:r>
                       </m:e>
                       <m:sup>
                         <m:r>
+                          <w:rPr>
+                            <w:highlight w:val="yellow"/>
+                          </w:rPr>
                           <m:t>x</m:t>
                         </m:r>
                       </m:sup>
@@ -32870,9 +33722,15 @@
                       <m:rPr>
                         <m:sty m:val="p"/>
                       </m:rPr>
+                      <w:rPr>
+                        <w:highlight w:val="yellow"/>
+                      </w:rPr>
                       <m:t>−</m:t>
                     </m:r>
                     <m:r>
+                      <w:rPr>
+                        <w:highlight w:val="yellow"/>
+                      </w:rPr>
                       <m:t>1</m:t>
                     </m:r>
                   </m:e>
@@ -34059,15 +34917,24 @@
                 <m:borderBox>
                   <m:e>
                     <m:r>
+                      <w:rPr>
+                        <w:highlight w:val="yellow"/>
+                      </w:rPr>
                       <m:t>e</m:t>
                     </m:r>
                     <m:r>
                       <m:rPr>
                         <m:sty m:val="p"/>
                       </m:rPr>
+                      <w:rPr>
+                        <w:highlight w:val="yellow"/>
+                      </w:rPr>
                       <m:t>−</m:t>
                     </m:r>
                     <m:r>
+                      <w:rPr>
+                        <w:highlight w:val="yellow"/>
+                      </w:rPr>
                       <m:t>2</m:t>
                     </m:r>
                   </m:e>
@@ -34708,24 +35575,39 @@
               <m:borderBox>
                 <m:e>
                   <m:r>
+                    <w:rPr>
+                      <w:highlight w:val="yellow"/>
+                    </w:rPr>
                     <m:t>J</m:t>
                   </m:r>
                   <m:r>
                     <m:rPr>
                       <m:sty m:val="p"/>
                     </m:rPr>
+                    <w:rPr>
+                      <w:highlight w:val="yellow"/>
+                    </w:rPr>
                     <m:t>=</m:t>
                   </m:r>
                   <m:r>
+                    <w:rPr>
+                      <w:highlight w:val="yellow"/>
+                    </w:rPr>
                     <m:t>e</m:t>
                   </m:r>
                   <m:r>
                     <m:rPr>
                       <m:sty m:val="p"/>
                     </m:rPr>
+                    <w:rPr>
+                      <w:highlight w:val="yellow"/>
+                    </w:rPr>
                     <m:t>−</m:t>
                   </m:r>
                   <m:r>
+                    <w:rPr>
+                      <w:highlight w:val="yellow"/>
+                    </w:rPr>
                     <m:t>2</m:t>
                   </m:r>
                 </m:e>
@@ -34760,51 +35642,84 @@
               <m:borderBox>
                 <m:e>
                   <m:r>
+                    <w:rPr>
+                      <w:highlight w:val="yellow"/>
+                    </w:rPr>
                     <m:t>I</m:t>
                   </m:r>
                   <m:r>
                     <m:rPr>
                       <m:sty m:val="p"/>
                     </m:rPr>
+                    <w:rPr>
+                      <w:highlight w:val="yellow"/>
+                    </w:rPr>
                     <m:t>=</m:t>
                   </m:r>
                   <m:r>
+                    <w:rPr>
+                      <w:highlight w:val="yellow"/>
+                    </w:rPr>
                     <m:t>J</m:t>
                   </m:r>
                   <m:r>
                     <m:rPr>
                       <m:sty m:val="p"/>
                     </m:rPr>
+                    <w:rPr>
+                      <w:highlight w:val="yellow"/>
+                    </w:rPr>
                     <m:t>=</m:t>
                   </m:r>
                   <m:r>
+                    <w:rPr>
+                      <w:highlight w:val="yellow"/>
+                    </w:rPr>
                     <m:t>e</m:t>
                   </m:r>
                   <m:r>
                     <m:rPr>
                       <m:sty m:val="p"/>
                     </m:rPr>
+                    <w:rPr>
+                      <w:highlight w:val="yellow"/>
+                    </w:rPr>
                     <m:t>−</m:t>
                   </m:r>
                   <m:r>
+                    <w:rPr>
+                      <w:highlight w:val="yellow"/>
+                    </w:rPr>
                     <m:t>2</m:t>
                   </m:r>
                   <m:r>
                     <m:rPr>
                       <m:sty m:val="p"/>
                     </m:rPr>
+                    <w:rPr>
+                      <w:highlight w:val="yellow"/>
+                    </w:rPr>
                     <m:t>≈</m:t>
                   </m:r>
                   <m:r>
+                    <w:rPr>
+                      <w:highlight w:val="yellow"/>
+                    </w:rPr>
                     <m:t>0</m:t>
                   </m:r>
                   <m:r>
                     <m:rPr>
                       <m:sty m:val="p"/>
                     </m:rPr>
+                    <w:rPr>
+                      <w:highlight w:val="yellow"/>
+                    </w:rPr>
                     <m:t>,</m:t>
                   </m:r>
                   <m:r>
+                    <w:rPr>
+                      <w:highlight w:val="yellow"/>
+                    </w:rPr>
                     <m:t>72</m:t>
                   </m:r>
                 </m:e>
@@ -35412,16 +36327,25 @@
                             </m:fPr>
                             <m:num>
                               <m:r>
+                                <w:rPr>
+                                  <w:highlight w:val="yellow"/>
+                                </w:rPr>
                                 <m:t>2</m:t>
                               </m:r>
                               <m:sSup>
                                 <m:e>
                                   <m:r>
+                                    <w:rPr>
+                                      <w:highlight w:val="yellow"/>
+                                    </w:rPr>
                                     <m:t>e</m:t>
                                   </m:r>
                                 </m:e>
                                 <m:sup>
                                   <m:r>
+                                    <w:rPr>
+                                      <w:highlight w:val="yellow"/>
+                                    </w:rPr>
                                     <m:t>3</m:t>
                                   </m:r>
                                 </m:sup>
@@ -35430,14 +36354,23 @@
                                 <m:rPr>
                                   <m:sty m:val="p"/>
                                 </m:rPr>
+                                <w:rPr>
+                                  <w:highlight w:val="yellow"/>
+                                </w:rPr>
                                 <m:t>+</m:t>
                               </m:r>
                               <m:r>
+                                <w:rPr>
+                                  <w:highlight w:val="yellow"/>
+                                </w:rPr>
                                 <m:t>1</m:t>
                               </m:r>
                             </m:num>
                             <m:den>
                               <m:r>
+                                <w:rPr>
+                                  <w:highlight w:val="yellow"/>
+                                </w:rPr>
                                 <m:t>9</m:t>
                               </m:r>
                             </m:den>
@@ -36265,7 +37198,7 @@
               </w:rPr>
               <w:drawing>
                 <wp:inline>
-                  <wp:extent cx="3735324" cy="1133856"/>
+                  <wp:extent cx="5628132" cy="1700784"/>
                   <wp:docPr id="3" name="Picture 3"/>
                   <wp:cNvGraphicFramePr>
                     <a:graphicFrameLocks noChangeAspect="1"/>
@@ -36274,7 +37207,7 @@
                     <a:graphicData uri="http://schemas.openxmlformats.org/drawingml/2006/picture">
                       <pic:pic>
                         <pic:nvPicPr>
-                          <pic:cNvPr id="0" name="1378df5b1d1bb1b2.png"/>
+                          <pic:cNvPr id="0" name="967811913758804a.png"/>
                           <pic:cNvPicPr/>
                         </pic:nvPicPr>
                         <pic:blipFill>
@@ -36286,7 +37219,7 @@
                         <pic:spPr>
                           <a:xfrm>
                             <a:off x="0" y="0"/>
-                            <a:ext cx="3735324" cy="1133856"/>
+                            <a:ext cx="5628132" cy="1700784"/>
                           </a:xfrm>
                           <a:prstGeom prst="rect"/>
                         </pic:spPr>
@@ -36500,7 +37433,7 @@
                     <a:graphicData uri="http://schemas.openxmlformats.org/drawingml/2006/picture">
                       <pic:pic>
                         <pic:nvPicPr>
-                          <pic:cNvPr id="0" name="064d2092d65ca8b1.png"/>
+                          <pic:cNvPr id="0" name="ec55e3e97a1606bb.png"/>
                           <pic:cNvPicPr/>
                         </pic:nvPicPr>
                         <pic:blipFill>
@@ -37481,34 +38414,52 @@
                     </m:fPr>
                     <m:num>
                       <m:r>
+                        <w:rPr>
+                          <w:highlight w:val="yellow"/>
+                        </w:rPr>
                         <m:t>8</m:t>
                       </m:r>
                     </m:num>
                     <m:den>
                       <m:r>
+                        <w:rPr>
+                          <w:highlight w:val="yellow"/>
+                        </w:rPr>
                         <m:t>3</m:t>
                       </m:r>
                     </m:den>
                   </m:f>
                   <m:r>
+                    <w:rPr>
+                      <w:highlight w:val="yellow"/>
+                    </w:rPr>
                     <m:t> </m:t>
                   </m:r>
                   <m:r>
                     <m:rPr>
                       <m:sty m:val="p"/>
                     </m:rPr>
+                    <w:rPr>
+                      <w:highlight w:val="yellow"/>
+                    </w:rPr>
                     <m:t>u</m:t>
                   </m:r>
                   <m:r>
                     <m:rPr>
                       <m:sty m:val="p"/>
                     </m:rPr>
+                    <w:rPr>
+                      <w:highlight w:val="yellow"/>
+                    </w:rPr>
                     <m:t>.</m:t>
                   </m:r>
                   <m:r>
                     <m:rPr>
                       <m:sty m:val="p"/>
                     </m:rPr>
+                    <w:rPr>
+                      <w:highlight w:val="yellow"/>
+                    </w:rPr>
                     <m:t>a</m:t>
                   </m:r>
                 </m:e>
@@ -37768,16 +38719,25 @@
                       </m:fPr>
                       <m:num>
                         <m:r>
+                          <w:rPr>
+                            <w:highlight w:val="yellow"/>
+                          </w:rPr>
                           <m:t>32</m:t>
                         </m:r>
                       </m:num>
                       <m:den>
                         <m:r>
+                          <w:rPr>
+                            <w:highlight w:val="yellow"/>
+                          </w:rPr>
                           <m:t>3</m:t>
                         </m:r>
                       </m:den>
                     </m:f>
                     <m:r>
+                      <w:rPr>
+                        <w:highlight w:val="yellow"/>
+                      </w:rPr>
                       <m:t> </m:t>
                     </m:r>
                     <m:sSup>
@@ -37786,17 +38746,26 @@
                           <m:rPr>
                             <m:sty m:val="p"/>
                           </m:rPr>
+                          <w:rPr>
+                            <w:highlight w:val="yellow"/>
+                          </w:rPr>
                           <m:t>c</m:t>
                         </m:r>
                         <m:r>
                           <m:rPr>
                             <m:sty m:val="p"/>
                           </m:rPr>
+                          <w:rPr>
+                            <w:highlight w:val="yellow"/>
+                          </w:rPr>
                           <m:t>m</m:t>
                         </m:r>
                       </m:e>
                       <m:sup>
                         <m:r>
+                          <w:rPr>
+                            <w:highlight w:val="yellow"/>
+                          </w:rPr>
                           <m:t>2</m:t>
                         </m:r>
                       </m:sup>
@@ -37805,21 +38774,36 @@
                       <m:rPr>
                         <m:sty m:val="p"/>
                       </m:rPr>
+                      <w:rPr>
+                        <w:highlight w:val="yellow"/>
+                      </w:rPr>
                       <m:t>≈</m:t>
                     </m:r>
                     <m:r>
+                      <w:rPr>
+                        <w:highlight w:val="yellow"/>
+                      </w:rPr>
                       <m:t>10</m:t>
                     </m:r>
                     <m:r>
                       <m:rPr>
                         <m:sty m:val="p"/>
                       </m:rPr>
+                      <w:rPr>
+                        <w:highlight w:val="yellow"/>
+                      </w:rPr>
                       <m:t>,</m:t>
                     </m:r>
                     <m:r>
+                      <w:rPr>
+                        <w:highlight w:val="yellow"/>
+                      </w:rPr>
                       <m:t>67</m:t>
                     </m:r>
                     <m:r>
+                      <w:rPr>
+                        <w:highlight w:val="yellow"/>
+                      </w:rPr>
                       <m:t> </m:t>
                     </m:r>
                     <m:sSup>
@@ -37828,17 +38812,26 @@
                           <m:rPr>
                             <m:sty m:val="p"/>
                           </m:rPr>
+                          <w:rPr>
+                            <w:highlight w:val="yellow"/>
+                          </w:rPr>
                           <m:t>c</m:t>
                         </m:r>
                         <m:r>
                           <m:rPr>
                             <m:sty m:val="p"/>
                           </m:rPr>
+                          <w:rPr>
+                            <w:highlight w:val="yellow"/>
+                          </w:rPr>
                           <m:t>m</m:t>
                         </m:r>
                       </m:e>
                       <m:sup>
                         <m:r>
+                          <w:rPr>
+                            <w:highlight w:val="yellow"/>
+                          </w:rPr>
                           <m:t>2</m:t>
                         </m:r>
                       </m:sup>
@@ -38906,21 +39899,33 @@
               <m:borderBox>
                 <m:e>
                   <m:r>
+                    <w:rPr>
+                      <w:highlight w:val="yellow"/>
+                    </w:rPr>
                     <m:t>x</m:t>
                   </m:r>
                   <m:r>
                     <m:rPr>
                       <m:sty m:val="p"/>
                     </m:rPr>
+                    <w:rPr>
+                      <w:highlight w:val="yellow"/>
+                    </w:rPr>
                     <m:t>=</m:t>
                   </m:r>
                   <m:r>
                     <m:rPr>
                       <m:sty m:val="p"/>
                     </m:rPr>
+                    <w:rPr>
+                      <w:highlight w:val="yellow"/>
+                    </w:rPr>
                     <m:t>−</m:t>
                   </m:r>
                   <m:r>
+                    <w:rPr>
+                      <w:highlight w:val="yellow"/>
+                    </w:rPr>
                     <m:t>1</m:t>
                   </m:r>
                 </m:e>
@@ -38948,15 +39953,24 @@
               <m:borderBox>
                 <m:e>
                   <m:r>
+                    <w:rPr>
+                      <w:highlight w:val="yellow"/>
+                    </w:rPr>
                     <m:t>x</m:t>
                   </m:r>
                   <m:r>
                     <m:rPr>
                       <m:sty m:val="p"/>
                     </m:rPr>
+                    <w:rPr>
+                      <w:highlight w:val="yellow"/>
+                    </w:rPr>
                     <m:t>=</m:t>
                   </m:r>
                   <m:r>
+                    <w:rPr>
+                      <w:highlight w:val="yellow"/>
+                    </w:rPr>
                     <m:t>2</m:t>
                   </m:r>
                 </m:e>
@@ -39147,7 +40161,7 @@
               </w:rPr>
               <w:drawing>
                 <wp:inline>
-                  <wp:extent cx="4796028" cy="1133856"/>
+                  <wp:extent cx="5628132" cy="1700784"/>
                   <wp:docPr id="5" name="Picture 5"/>
                   <wp:cNvGraphicFramePr>
                     <a:graphicFrameLocks noChangeAspect="1"/>
@@ -39156,7 +40170,7 @@
                     <a:graphicData uri="http://schemas.openxmlformats.org/drawingml/2006/picture">
                       <pic:pic>
                         <pic:nvPicPr>
-                          <pic:cNvPr id="0" name="d29b03b71e404af1.png"/>
+                          <pic:cNvPr id="0" name="55a0d1be6a11bc0d.png"/>
                           <pic:cNvPicPr/>
                         </pic:nvPicPr>
                         <pic:blipFill>
@@ -39168,7 +40182,7 @@
                         <pic:spPr>
                           <a:xfrm>
                             <a:off x="0" y="0"/>
-                            <a:ext cx="4796028" cy="1133856"/>
+                            <a:ext cx="5628132" cy="1700784"/>
                           </a:xfrm>
                           <a:prstGeom prst="rect"/>
                         </pic:spPr>
@@ -39357,7 +40371,7 @@
               </w:rPr>
               <w:drawing>
                 <wp:inline>
-                  <wp:extent cx="1760220" cy="1952243"/>
+                  <wp:extent cx="1760220" cy="1952244"/>
                   <wp:docPr id="6" name="Picture 6"/>
                   <wp:cNvGraphicFramePr>
                     <a:graphicFrameLocks noChangeAspect="1"/>
@@ -39366,7 +40380,7 @@
                     <a:graphicData uri="http://schemas.openxmlformats.org/drawingml/2006/picture">
                       <pic:pic>
                         <pic:nvPicPr>
-                          <pic:cNvPr id="0" name="25379c9572babeab.png"/>
+                          <pic:cNvPr id="0" name="5158ccea1812f98f.png"/>
                           <pic:cNvPicPr/>
                         </pic:nvPicPr>
                         <pic:blipFill>
@@ -39378,7 +40392,7 @@
                         <pic:spPr>
                           <a:xfrm>
                             <a:off x="0" y="0"/>
-                            <a:ext cx="1760220" cy="1952243"/>
+                            <a:ext cx="1760220" cy="1952244"/>
                           </a:xfrm>
                           <a:prstGeom prst="rect"/>
                         </pic:spPr>
@@ -39872,34 +40886,52 @@
                       </m:fPr>
                       <m:num>
                         <m:r>
+                          <w:rPr>
+                            <w:highlight w:val="yellow"/>
+                          </w:rPr>
                           <m:t>9</m:t>
                         </m:r>
                       </m:num>
                       <m:den>
                         <m:r>
+                          <w:rPr>
+                            <w:highlight w:val="yellow"/>
+                          </w:rPr>
                           <m:t>2</m:t>
                         </m:r>
                       </m:den>
                     </m:f>
                     <m:r>
+                      <w:rPr>
+                        <w:highlight w:val="yellow"/>
+                      </w:rPr>
                       <m:t> </m:t>
                     </m:r>
                     <m:r>
                       <m:rPr>
                         <m:sty m:val="p"/>
                       </m:rPr>
+                      <w:rPr>
+                        <w:highlight w:val="yellow"/>
+                      </w:rPr>
                       <m:t>u</m:t>
                     </m:r>
                     <m:r>
                       <m:rPr>
                         <m:sty m:val="p"/>
                       </m:rPr>
+                      <w:rPr>
+                        <w:highlight w:val="yellow"/>
+                      </w:rPr>
                       <m:t>.</m:t>
                     </m:r>
                     <m:r>
                       <m:rPr>
                         <m:sty m:val="p"/>
                       </m:rPr>
+                      <w:rPr>
+                        <w:highlight w:val="yellow"/>
+                      </w:rPr>
                       <m:t>a</m:t>
                     </m:r>
                   </m:e>
@@ -40015,24 +41047,39 @@
                       <m:sty m:val="p"/>
                       <m:scr m:val="script"/>
                     </m:rPr>
+                    <w:rPr>
+                      <w:highlight w:val="yellow"/>
+                    </w:rPr>
                     <m:t>A</m:t>
                   </m:r>
                   <m:r>
                     <m:rPr>
                       <m:sty m:val="p"/>
                     </m:rPr>
+                    <w:rPr>
+                      <w:highlight w:val="yellow"/>
+                    </w:rPr>
                     <m:t>=</m:t>
                   </m:r>
                   <m:r>
+                    <w:rPr>
+                      <w:highlight w:val="yellow"/>
+                    </w:rPr>
                     <m:t>4</m:t>
                   </m:r>
                   <m:r>
                     <m:rPr>
                       <m:sty m:val="p"/>
                     </m:rPr>
+                    <w:rPr>
+                      <w:highlight w:val="yellow"/>
+                    </w:rPr>
                     <m:t>,</m:t>
                   </m:r>
                   <m:r>
+                    <w:rPr>
+                      <w:highlight w:val="yellow"/>
+                    </w:rPr>
                     <m:t>5</m:t>
                   </m:r>
                   <m:sSup>
@@ -40041,17 +41088,26 @@
                         <m:rPr>
                           <m:sty m:val="p"/>
                         </m:rPr>
+                        <w:rPr>
+                          <w:highlight w:val="yellow"/>
+                        </w:rPr>
                         <m:t>c</m:t>
                       </m:r>
                       <m:r>
                         <m:rPr>
                           <m:sty m:val="p"/>
                         </m:rPr>
+                        <w:rPr>
+                          <w:highlight w:val="yellow"/>
+                        </w:rPr>
                         <m:t>m</m:t>
                       </m:r>
                     </m:e>
                     <m:sup>
                       <m:r>
+                        <w:rPr>
+                          <w:highlight w:val="yellow"/>
+                        </w:rPr>
                         <m:t>2</m:t>
                       </m:r>
                     </m:sup>
@@ -41463,7 +42519,7 @@
               </w:rPr>
               <w:drawing>
                 <wp:inline>
-                  <wp:extent cx="4009644" cy="1133856"/>
+                  <wp:extent cx="5623560" cy="1700784"/>
                   <wp:docPr id="7" name="Picture 7"/>
                   <wp:cNvGraphicFramePr>
                     <a:graphicFrameLocks noChangeAspect="1"/>
@@ -41472,7 +42528,7 @@
                     <a:graphicData uri="http://schemas.openxmlformats.org/drawingml/2006/picture">
                       <pic:pic>
                         <pic:nvPicPr>
-                          <pic:cNvPr id="0" name="28e27eda44ad997d.png"/>
+                          <pic:cNvPr id="0" name="6fcbd79c86bc7491.png"/>
                           <pic:cNvPicPr/>
                         </pic:nvPicPr>
                         <pic:blipFill>
@@ -41484,7 +42540,7 @@
                         <pic:spPr>
                           <a:xfrm>
                             <a:off x="0" y="0"/>
-                            <a:ext cx="4009644" cy="1133856"/>
+                            <a:ext cx="5623560" cy="1700784"/>
                           </a:xfrm>
                           <a:prstGeom prst="rect"/>
                         </pic:spPr>
@@ -41776,7 +42832,7 @@
                     <a:graphicData uri="http://schemas.openxmlformats.org/drawingml/2006/picture">
                       <pic:pic>
                         <pic:nvPicPr>
-                          <pic:cNvPr id="0" name="39474382b72d46db.png"/>
+                          <pic:cNvPr id="0" name="a5d2c232d87473cf.png"/>
                           <pic:cNvPicPr/>
                         </pic:nvPicPr>
                         <pic:blipFill>
@@ -42302,34 +43358,52 @@
                       </m:fPr>
                       <m:num>
                         <m:r>
+                          <w:rPr>
+                            <w:highlight w:val="yellow"/>
+                          </w:rPr>
                           <m:t>1</m:t>
                         </m:r>
                       </m:num>
                       <m:den>
                         <m:r>
+                          <w:rPr>
+                            <w:highlight w:val="yellow"/>
+                          </w:rPr>
                           <m:t>2</m:t>
                         </m:r>
                       </m:den>
                     </m:f>
                     <m:r>
+                      <w:rPr>
+                        <w:highlight w:val="yellow"/>
+                      </w:rPr>
                       <m:t> </m:t>
                     </m:r>
                     <m:r>
                       <m:rPr>
                         <m:sty m:val="p"/>
                       </m:rPr>
+                      <w:rPr>
+                        <w:highlight w:val="yellow"/>
+                      </w:rPr>
                       <m:t>u</m:t>
                     </m:r>
                     <m:r>
                       <m:rPr>
                         <m:sty m:val="p"/>
                       </m:rPr>
+                      <w:rPr>
+                        <w:highlight w:val="yellow"/>
+                      </w:rPr>
                       <m:t>.</m:t>
                     </m:r>
                     <m:r>
                       <m:rPr>
                         <m:sty m:val="p"/>
                       </m:rPr>
+                      <w:rPr>
+                        <w:highlight w:val="yellow"/>
+                      </w:rPr>
                       <m:t>a</m:t>
                     </m:r>
                   </m:e>
@@ -42433,15 +43507,24 @@
                       <m:sty m:val="p"/>
                       <m:scr m:val="script"/>
                     </m:rPr>
+                    <w:rPr>
+                      <w:highlight w:val="yellow"/>
+                    </w:rPr>
                     <m:t>A</m:t>
                   </m:r>
                   <m:r>
                     <m:rPr>
                       <m:sty m:val="p"/>
                     </m:rPr>
+                    <w:rPr>
+                      <w:highlight w:val="yellow"/>
+                    </w:rPr>
                     <m:t>=</m:t>
                   </m:r>
                   <m:r>
+                    <w:rPr>
+                      <w:highlight w:val="yellow"/>
+                    </w:rPr>
                     <m:t>2</m:t>
                   </m:r>
                   <m:sSup>
@@ -42450,17 +43533,26 @@
                         <m:rPr>
                           <m:sty m:val="p"/>
                         </m:rPr>
+                        <w:rPr>
+                          <w:highlight w:val="yellow"/>
+                        </w:rPr>
                         <m:t>c</m:t>
                       </m:r>
                       <m:r>
                         <m:rPr>
                           <m:sty m:val="p"/>
                         </m:rPr>
+                        <w:rPr>
+                          <w:highlight w:val="yellow"/>
+                        </w:rPr>
                         <m:t>m</m:t>
                       </m:r>
                     </m:e>
                     <m:sup>
                       <m:r>
+                        <w:rPr>
+                          <w:highlight w:val="yellow"/>
+                        </w:rPr>
                         <m:t>2</m:t>
                       </m:r>
                     </m:sup>
@@ -43275,7 +44367,7 @@
               </w:rPr>
               <w:drawing>
                 <wp:inline>
-                  <wp:extent cx="3872484" cy="1133856"/>
+                  <wp:extent cx="5628132" cy="1700784"/>
                   <wp:docPr id="9" name="Picture 9"/>
                   <wp:cNvGraphicFramePr>
                     <a:graphicFrameLocks noChangeAspect="1"/>
@@ -43284,7 +44376,7 @@
                     <a:graphicData uri="http://schemas.openxmlformats.org/drawingml/2006/picture">
                       <pic:pic>
                         <pic:nvPicPr>
-                          <pic:cNvPr id="0" name="72d13b4a9baa3024.png"/>
+                          <pic:cNvPr id="0" name="858688240251d9f9.png"/>
                           <pic:cNvPicPr/>
                         </pic:nvPicPr>
                         <pic:blipFill>
@@ -43296,7 +44388,7 @@
                         <pic:spPr>
                           <a:xfrm>
                             <a:off x="0" y="0"/>
-                            <a:ext cx="3872484" cy="1133856"/>
+                            <a:ext cx="5628132" cy="1700784"/>
                           </a:xfrm>
                           <a:prstGeom prst="rect"/>
                         </pic:spPr>
@@ -43936,12 +45028,18 @@
               <m:borderBox>
                 <m:e>
                   <m:r>
+                    <w:rPr>
+                      <w:highlight w:val="yellow"/>
+                    </w:rPr>
                     <m:t>x</m:t>
                   </m:r>
                   <m:r>
                     <m:rPr>
                       <m:sty m:val="p"/>
                     </m:rPr>
+                    <w:rPr>
+                      <w:highlight w:val="yellow"/>
+                    </w:rPr>
                     <m:t>↦</m:t>
                   </m:r>
                   <m:d>
@@ -43953,15 +45051,24 @@
                     </m:dPr>
                     <m:e>
                       <m:r>
+                        <w:rPr>
+                          <w:highlight w:val="yellow"/>
+                        </w:rPr>
                         <m:t>x</m:t>
                       </m:r>
                       <m:r>
                         <m:rPr>
                           <m:sty m:val="p"/>
                         </m:rPr>
+                        <w:rPr>
+                          <w:highlight w:val="yellow"/>
+                        </w:rPr>
                         <m:t>−</m:t>
                       </m:r>
                       <m:r>
+                        <w:rPr>
+                          <w:highlight w:val="yellow"/>
+                        </w:rPr>
                         <m:t>2</m:t>
                       </m:r>
                     </m:e>
@@ -43969,11 +45076,17 @@
                   <m:sSup>
                     <m:e>
                       <m:r>
+                        <w:rPr>
+                          <w:highlight w:val="yellow"/>
+                        </w:rPr>
                         <m:t>e</m:t>
                       </m:r>
                     </m:e>
                     <m:sup>
                       <m:r>
+                        <w:rPr>
+                          <w:highlight w:val="yellow"/>
+                        </w:rPr>
                         <m:t>x</m:t>
                       </m:r>
                     </m:sup>
@@ -44463,7 +45576,7 @@
                     <a:graphicData uri="http://schemas.openxmlformats.org/drawingml/2006/picture">
                       <pic:pic>
                         <pic:nvPicPr>
-                          <pic:cNvPr id="0" name="56898d3608f91558.png"/>
+                          <pic:cNvPr id="0" name="79253f4d6f98cf13.png"/>
                           <pic:cNvPicPr/>
                         </pic:nvPicPr>
                         <pic:blipFill>
@@ -45137,41 +46250,65 @@
                       </m:dPr>
                       <m:e>
                         <m:r>
+                          <w:rPr>
+                            <w:highlight w:val="yellow"/>
+                          </w:rPr>
                           <m:t>2</m:t>
                         </m:r>
                         <m:r>
+                          <w:rPr>
+                            <w:highlight w:val="yellow"/>
+                          </w:rPr>
                           <m:t>e</m:t>
                         </m:r>
                         <m:r>
                           <m:rPr>
                             <m:sty m:val="p"/>
                           </m:rPr>
+                          <w:rPr>
+                            <w:highlight w:val="yellow"/>
+                          </w:rPr>
                           <m:t>−</m:t>
                         </m:r>
                         <m:r>
+                          <w:rPr>
+                            <w:highlight w:val="yellow"/>
+                          </w:rPr>
                           <m:t>2</m:t>
                         </m:r>
                       </m:e>
                     </m:d>
                     <m:r>
+                      <w:rPr>
+                        <w:highlight w:val="yellow"/>
+                      </w:rPr>
                       <m:t> </m:t>
                     </m:r>
                     <m:r>
                       <m:rPr>
                         <m:sty m:val="p"/>
                       </m:rPr>
+                      <w:rPr>
+                        <w:highlight w:val="yellow"/>
+                      </w:rPr>
                       <m:t>u</m:t>
                     </m:r>
                     <m:r>
                       <m:rPr>
                         <m:sty m:val="p"/>
                       </m:rPr>
+                      <w:rPr>
+                        <w:highlight w:val="yellow"/>
+                      </w:rPr>
                       <m:t>.</m:t>
                     </m:r>
                     <m:r>
                       <m:rPr>
                         <m:sty m:val="p"/>
                       </m:rPr>
+                      <w:rPr>
+                        <w:highlight w:val="yellow"/>
+                      </w:rPr>
                       <m:t>a</m:t>
                     </m:r>
                   </m:e>
@@ -45350,23 +46487,38 @@
                       </m:dPr>
                       <m:e>
                         <m:r>
+                          <w:rPr>
+                            <w:highlight w:val="yellow"/>
+                          </w:rPr>
                           <m:t>8</m:t>
                         </m:r>
                         <m:r>
+                          <w:rPr>
+                            <w:highlight w:val="yellow"/>
+                          </w:rPr>
                           <m:t>e</m:t>
                         </m:r>
                         <m:r>
                           <m:rPr>
                             <m:sty m:val="p"/>
                           </m:rPr>
+                          <w:rPr>
+                            <w:highlight w:val="yellow"/>
+                          </w:rPr>
                           <m:t>−</m:t>
                         </m:r>
                         <m:r>
+                          <w:rPr>
+                            <w:highlight w:val="yellow"/>
+                          </w:rPr>
                           <m:t>8</m:t>
                         </m:r>
                       </m:e>
                     </m:d>
                     <m:r>
+                      <w:rPr>
+                        <w:highlight w:val="yellow"/>
+                      </w:rPr>
                       <m:t> </m:t>
                     </m:r>
                     <m:sSup>
@@ -45375,17 +46527,26 @@
                           <m:rPr>
                             <m:sty m:val="p"/>
                           </m:rPr>
+                          <w:rPr>
+                            <w:highlight w:val="yellow"/>
+                          </w:rPr>
                           <m:t>c</m:t>
                         </m:r>
                         <m:r>
                           <m:rPr>
                             <m:sty m:val="p"/>
                           </m:rPr>
+                          <w:rPr>
+                            <w:highlight w:val="yellow"/>
+                          </w:rPr>
                           <m:t>m</m:t>
                         </m:r>
                       </m:e>
                       <m:sup>
                         <m:r>
+                          <w:rPr>
+                            <w:highlight w:val="yellow"/>
+                          </w:rPr>
                           <m:t>2</m:t>
                         </m:r>
                       </m:sup>
@@ -45394,21 +46555,36 @@
                       <m:rPr>
                         <m:sty m:val="p"/>
                       </m:rPr>
+                      <w:rPr>
+                        <w:highlight w:val="yellow"/>
+                      </w:rPr>
                       <m:t>≈</m:t>
                     </m:r>
                     <m:r>
+                      <w:rPr>
+                        <w:highlight w:val="yellow"/>
+                      </w:rPr>
                       <m:t>13</m:t>
                     </m:r>
                     <m:r>
                       <m:rPr>
                         <m:sty m:val="p"/>
                       </m:rPr>
+                      <w:rPr>
+                        <w:highlight w:val="yellow"/>
+                      </w:rPr>
                       <m:t>,</m:t>
                     </m:r>
                     <m:r>
+                      <w:rPr>
+                        <w:highlight w:val="yellow"/>
+                      </w:rPr>
                       <m:t>75</m:t>
                     </m:r>
                     <m:r>
+                      <w:rPr>
+                        <w:highlight w:val="yellow"/>
+                      </w:rPr>
                       <m:t> </m:t>
                     </m:r>
                     <m:sSup>
@@ -45417,17 +46593,26 @@
                           <m:rPr>
                             <m:sty m:val="p"/>
                           </m:rPr>
+                          <w:rPr>
+                            <w:highlight w:val="yellow"/>
+                          </w:rPr>
                           <m:t>c</m:t>
                         </m:r>
                         <m:r>
                           <m:rPr>
                             <m:sty m:val="p"/>
                           </m:rPr>
+                          <w:rPr>
+                            <w:highlight w:val="yellow"/>
+                          </w:rPr>
                           <m:t>m</m:t>
                         </m:r>
                       </m:e>
                       <m:sup>
                         <m:r>
+                          <w:rPr>
+                            <w:highlight w:val="yellow"/>
+                          </w:rPr>
                           <m:t>2</m:t>
                         </m:r>
                       </m:sup>
@@ -46982,17 +48167,26 @@
               <m:borderBox>
                 <m:e>
                   <m:r>
+                    <w:rPr>
+                      <w:highlight w:val="yellow"/>
+                    </w:rPr>
                     <m:t>x</m:t>
                   </m:r>
                   <m:r>
                     <m:rPr>
                       <m:sty m:val="p"/>
                     </m:rPr>
+                    <w:rPr>
+                      <w:highlight w:val="yellow"/>
+                    </w:rPr>
                     <m:t>↦</m:t>
                   </m:r>
                   <m:sSup>
                     <m:e>
                       <m:r>
+                        <w:rPr>
+                          <w:highlight w:val="yellow"/>
+                        </w:rPr>
                         <m:t>e</m:t>
                       </m:r>
                     </m:e>
@@ -47000,11 +48194,17 @@
                       <m:sSup>
                         <m:e>
                           <m:r>
+                            <w:rPr>
+                              <w:highlight w:val="yellow"/>
+                            </w:rPr>
                             <m:t>x</m:t>
                           </m:r>
                         </m:e>
                         <m:sup>
                           <m:r>
+                            <w:rPr>
+                              <w:highlight w:val="yellow"/>
+                            </w:rPr>
                             <m:t>2</m:t>
                           </m:r>
                         </m:sup>
@@ -47369,6 +48569,9 @@
               <m:borderBox>
                 <m:e>
                   <m:r>
+                    <w:rPr>
+                      <w:highlight w:val="yellow"/>
+                    </w:rPr>
                     <m:t>2</m:t>
                   </m:r>
                 </m:e>
@@ -47586,6 +48789,9 @@
               <m:borderBox>
                 <m:e>
                   <m:r>
+                    <w:rPr>
+                      <w:highlight w:val="yellow"/>
+                    </w:rPr>
                     <m:t>1</m:t>
                   </m:r>
                 </m:e>
@@ -47813,6 +49019,9 @@
               <m:borderBox>
                 <m:e>
                   <m:r>
+                    <w:rPr>
+                      <w:highlight w:val="yellow"/>
+                    </w:rPr>
                     <m:t>3</m:t>
                   </m:r>
                 </m:e>
@@ -48011,6 +49220,9 @@
               <m:borderBox>
                 <m:e>
                   <m:r>
+                    <w:rPr>
+                      <w:highlight w:val="yellow"/>
+                    </w:rPr>
                     <m:t>2</m:t>
                   </m:r>
                 </m:e>
@@ -48222,6 +49434,9 @@
               <m:borderBox>
                 <m:e>
                   <m:r>
+                    <w:rPr>
+                      <w:highlight w:val="yellow"/>
+                    </w:rPr>
                     <m:t>2</m:t>
                   </m:r>
                 </m:e>
@@ -54690,7 +55905,7 @@
               </w:rPr>
               <w:drawing>
                 <wp:inline>
-                  <wp:extent cx="3323843" cy="1133856"/>
+                  <wp:extent cx="5623560" cy="1700784"/>
                   <wp:docPr id="11" name="Picture 11"/>
                   <wp:cNvGraphicFramePr>
                     <a:graphicFrameLocks noChangeAspect="1"/>
@@ -54699,7 +55914,7 @@
                     <a:graphicData uri="http://schemas.openxmlformats.org/drawingml/2006/picture">
                       <pic:pic>
                         <pic:nvPicPr>
-                          <pic:cNvPr id="0" name="587fc4f7c77715f4.png"/>
+                          <pic:cNvPr id="0" name="1af13f755be4d37f.png"/>
                           <pic:cNvPicPr/>
                         </pic:nvPicPr>
                         <pic:blipFill>
@@ -54711,7 +55926,7 @@
                         <pic:spPr>
                           <a:xfrm>
                             <a:off x="0" y="0"/>
-                            <a:ext cx="3323843" cy="1133856"/>
+                            <a:ext cx="5623560" cy="1700784"/>
                           </a:xfrm>
                           <a:prstGeom prst="rect"/>
                         </pic:spPr>
@@ -55215,7 +56430,7 @@
                     <a:graphicData uri="http://schemas.openxmlformats.org/drawingml/2006/picture">
                       <pic:pic>
                         <pic:nvPicPr>
-                          <pic:cNvPr id="0" name="c57886a71c3bf2e1.png"/>
+                          <pic:cNvPr id="0" name="3f8a1ae758ac8c32.png"/>
                           <pic:cNvPicPr/>
                         </pic:nvPicPr>
                         <pic:blipFill>
@@ -56027,6 +57242,9 @@
                         <m:sty m:val="p"/>
                         <m:scr m:val="script"/>
                       </m:rPr>
+                      <w:rPr>
+                        <w:highlight w:val="yellow"/>
+                      </w:rPr>
                       <m:t>A</m:t>
                     </m:r>
                     <m:d>
@@ -56038,6 +57256,9 @@
                       </m:dPr>
                       <m:e>
                         <m:r>
+                          <w:rPr>
+                            <w:highlight w:val="yellow"/>
+                          </w:rPr>
                           <m:t>λ</m:t>
                         </m:r>
                       </m:e>
@@ -56046,33 +57267,54 @@
                       <m:rPr>
                         <m:sty m:val="p"/>
                       </m:rPr>
+                      <w:rPr>
+                        <w:highlight w:val="yellow"/>
+                      </w:rPr>
                       <m:t>=</m:t>
                     </m:r>
                     <m:r>
+                      <w:rPr>
+                        <w:highlight w:val="yellow"/>
+                      </w:rPr>
                       <m:t>2</m:t>
                     </m:r>
                     <m:r>
                       <m:rPr>
                         <m:sty m:val="p"/>
                       </m:rPr>
+                      <w:rPr>
+                        <w:highlight w:val="yellow"/>
+                      </w:rPr>
                       <m:t>ln</m:t>
                     </m:r>
                     <m:r>
+                      <w:rPr>
+                        <w:highlight w:val="yellow"/>
+                      </w:rPr>
                       <m:t>2</m:t>
                     </m:r>
                     <m:r>
                       <m:rPr>
                         <m:sty m:val="p"/>
                       </m:rPr>
+                      <w:rPr>
+                        <w:highlight w:val="yellow"/>
+                      </w:rPr>
                       <m:t>−</m:t>
                     </m:r>
                     <m:r>
+                      <w:rPr>
+                        <w:highlight w:val="yellow"/>
+                      </w:rPr>
                       <m:t>2</m:t>
                     </m:r>
                     <m:r>
                       <m:rPr>
                         <m:sty m:val="p"/>
                       </m:rPr>
+                      <w:rPr>
+                        <w:highlight w:val="yellow"/>
+                      </w:rPr>
                       <m:t>ln</m:t>
                     </m:r>
                     <m:d>
@@ -56084,17 +57326,26 @@
                       </m:dPr>
                       <m:e>
                         <m:r>
+                          <w:rPr>
+                            <w:highlight w:val="yellow"/>
+                          </w:rPr>
                           <m:t>1</m:t>
                         </m:r>
                         <m:r>
                           <m:rPr>
                             <m:sty m:val="p"/>
                           </m:rPr>
+                          <w:rPr>
+                            <w:highlight w:val="yellow"/>
+                          </w:rPr>
                           <m:t>+</m:t>
                         </m:r>
                         <m:sSup>
                           <m:e>
                             <m:r>
+                              <w:rPr>
+                                <w:highlight w:val="yellow"/>
+                              </w:rPr>
                               <m:t>e</m:t>
                             </m:r>
                           </m:e>
@@ -56103,9 +57354,15 @@
                               <m:rPr>
                                 <m:sty m:val="p"/>
                               </m:rPr>
+                              <w:rPr>
+                                <w:highlight w:val="yellow"/>
+                              </w:rPr>
                               <m:t>−</m:t>
                             </m:r>
                             <m:r>
+                              <w:rPr>
+                                <w:highlight w:val="yellow"/>
+                              </w:rPr>
                               <m:t>λ</m:t>
                             </m:r>
                           </m:sup>
@@ -56113,24 +57370,36 @@
                       </m:e>
                     </m:d>
                     <m:r>
+                      <w:rPr>
+                        <w:highlight w:val="yellow"/>
+                      </w:rPr>
                       <m:t> </m:t>
                     </m:r>
                     <m:r>
                       <m:rPr>
                         <m:sty m:val="p"/>
                       </m:rPr>
+                      <w:rPr>
+                        <w:highlight w:val="yellow"/>
+                      </w:rPr>
                       <m:t>u</m:t>
                     </m:r>
                     <m:r>
                       <m:rPr>
                         <m:sty m:val="p"/>
                       </m:rPr>
+                      <w:rPr>
+                        <w:highlight w:val="yellow"/>
+                      </w:rPr>
                       <m:t>.</m:t>
                     </m:r>
                     <m:r>
                       <m:rPr>
                         <m:sty m:val="p"/>
                       </m:rPr>
+                      <w:rPr>
+                        <w:highlight w:val="yellow"/>
+                      </w:rPr>
                       <m:t>a</m:t>
                     </m:r>
                   </m:e>
@@ -56237,6 +57506,9 @@
                         <m:sty m:val="p"/>
                         <m:scr m:val="script"/>
                       </m:rPr>
+                      <w:rPr>
+                        <w:highlight w:val="yellow"/>
+                      </w:rPr>
                       <m:t>A</m:t>
                     </m:r>
                     <m:d>
@@ -56248,6 +57520,9 @@
                       </m:dPr>
                       <m:e>
                         <m:r>
+                          <w:rPr>
+                            <w:highlight w:val="yellow"/>
+                          </w:rPr>
                           <m:t>λ</m:t>
                         </m:r>
                       </m:e>
@@ -56256,33 +57531,54 @@
                       <m:rPr>
                         <m:sty m:val="p"/>
                       </m:rPr>
+                      <w:rPr>
+                        <w:highlight w:val="yellow"/>
+                      </w:rPr>
                       <m:t>=</m:t>
                     </m:r>
                     <m:r>
+                      <w:rPr>
+                        <w:highlight w:val="yellow"/>
+                      </w:rPr>
                       <m:t>8</m:t>
                     </m:r>
                     <m:r>
                       <m:rPr>
                         <m:sty m:val="p"/>
                       </m:rPr>
+                      <w:rPr>
+                        <w:highlight w:val="yellow"/>
+                      </w:rPr>
                       <m:t>ln</m:t>
                     </m:r>
                     <m:r>
+                      <w:rPr>
+                        <w:highlight w:val="yellow"/>
+                      </w:rPr>
                       <m:t>2</m:t>
                     </m:r>
                     <m:r>
                       <m:rPr>
                         <m:sty m:val="p"/>
                       </m:rPr>
+                      <w:rPr>
+                        <w:highlight w:val="yellow"/>
+                      </w:rPr>
                       <m:t>−</m:t>
                     </m:r>
                     <m:r>
+                      <w:rPr>
+                        <w:highlight w:val="yellow"/>
+                      </w:rPr>
                       <m:t>8</m:t>
                     </m:r>
                     <m:r>
                       <m:rPr>
                         <m:sty m:val="p"/>
                       </m:rPr>
+                      <w:rPr>
+                        <w:highlight w:val="yellow"/>
+                      </w:rPr>
                       <m:t>ln</m:t>
                     </m:r>
                     <m:d>
@@ -56294,17 +57590,26 @@
                       </m:dPr>
                       <m:e>
                         <m:r>
+                          <w:rPr>
+                            <w:highlight w:val="yellow"/>
+                          </w:rPr>
                           <m:t>1</m:t>
                         </m:r>
                         <m:r>
                           <m:rPr>
                             <m:sty m:val="p"/>
                           </m:rPr>
+                          <w:rPr>
+                            <w:highlight w:val="yellow"/>
+                          </w:rPr>
                           <m:t>+</m:t>
                         </m:r>
                         <m:sSup>
                           <m:e>
                             <m:r>
+                              <w:rPr>
+                                <w:highlight w:val="yellow"/>
+                              </w:rPr>
                               <m:t>e</m:t>
                             </m:r>
                           </m:e>
@@ -56313,9 +57618,15 @@
                               <m:rPr>
                                 <m:sty m:val="p"/>
                               </m:rPr>
+                              <w:rPr>
+                                <w:highlight w:val="yellow"/>
+                              </w:rPr>
                               <m:t>−</m:t>
                             </m:r>
                             <m:r>
+                              <w:rPr>
+                                <w:highlight w:val="yellow"/>
+                              </w:rPr>
                               <m:t>λ</m:t>
                             </m:r>
                           </m:sup>
@@ -56323,6 +57634,9 @@
                       </m:e>
                     </m:d>
                     <m:r>
+                      <w:rPr>
+                        <w:highlight w:val="yellow"/>
+                      </w:rPr>
                       <m:t> </m:t>
                     </m:r>
                     <m:sSup>
@@ -56331,17 +57645,26 @@
                           <m:rPr>
                             <m:sty m:val="p"/>
                           </m:rPr>
+                          <w:rPr>
+                            <w:highlight w:val="yellow"/>
+                          </w:rPr>
                           <m:t>c</m:t>
                         </m:r>
                         <m:r>
                           <m:rPr>
                             <m:sty m:val="p"/>
                           </m:rPr>
+                          <w:rPr>
+                            <w:highlight w:val="yellow"/>
+                          </w:rPr>
                           <m:t>m</m:t>
                         </m:r>
                       </m:e>
                       <m:sup>
                         <m:r>
+                          <w:rPr>
+                            <w:highlight w:val="yellow"/>
+                          </w:rPr>
                           <m:t>2</m:t>
                         </m:r>
                       </m:sup>
@@ -56618,29 +57941,44 @@
                           <m:rPr>
                             <m:sty m:val="p"/>
                           </m:rPr>
+                          <w:rPr>
+                            <w:highlight w:val="yellow"/>
+                          </w:rPr>
                           <m:t>lim</m:t>
                         </m:r>
                       </m:e>
                       <m:lim>
                         <m:r>
+                          <w:rPr>
+                            <w:highlight w:val="yellow"/>
+                          </w:rPr>
                           <m:t>λ</m:t>
                         </m:r>
                         <m:r>
                           <m:rPr>
                             <m:sty m:val="p"/>
                           </m:rPr>
+                          <w:rPr>
+                            <w:highlight w:val="yellow"/>
+                          </w:rPr>
                           <m:t>→</m:t>
                         </m:r>
                         <m:r>
                           <m:rPr>
                             <m:sty m:val="p"/>
                           </m:rPr>
+                          <w:rPr>
+                            <w:highlight w:val="yellow"/>
+                          </w:rPr>
                           <m:t>+</m:t>
                         </m:r>
                         <m:r>
                           <m:rPr>
                             <m:sty m:val="p"/>
                           </m:rPr>
+                          <w:rPr>
+                            <w:highlight w:val="yellow"/>
+                          </w:rPr>
                           <m:t>∞</m:t>
                         </m:r>
                       </m:lim>
@@ -56650,6 +57988,9 @@
                         <m:sty m:val="p"/>
                         <m:scr m:val="script"/>
                       </m:rPr>
+                      <w:rPr>
+                        <w:highlight w:val="yellow"/>
+                      </w:rPr>
                       <m:t>A</m:t>
                     </m:r>
                     <m:d>
@@ -56661,6 +58002,9 @@
                       </m:dPr>
                       <m:e>
                         <m:r>
+                          <w:rPr>
+                            <w:highlight w:val="yellow"/>
+                          </w:rPr>
                           <m:t>λ</m:t>
                         </m:r>
                       </m:e>
@@ -56669,60 +58013,99 @@
                       <m:rPr>
                         <m:sty m:val="p"/>
                       </m:rPr>
+                      <w:rPr>
+                        <w:highlight w:val="yellow"/>
+                      </w:rPr>
                       <m:t>=</m:t>
                     </m:r>
                     <m:r>
+                      <w:rPr>
+                        <w:highlight w:val="yellow"/>
+                      </w:rPr>
                       <m:t>2</m:t>
                     </m:r>
                     <m:r>
                       <m:rPr>
                         <m:sty m:val="p"/>
                       </m:rPr>
+                      <w:rPr>
+                        <w:highlight w:val="yellow"/>
+                      </w:rPr>
                       <m:t>ln</m:t>
                     </m:r>
                     <m:r>
+                      <w:rPr>
+                        <w:highlight w:val="yellow"/>
+                      </w:rPr>
                       <m:t>2</m:t>
                     </m:r>
                     <m:r>
+                      <w:rPr>
+                        <w:highlight w:val="yellow"/>
+                      </w:rPr>
                       <m:t> </m:t>
                     </m:r>
                     <m:r>
                       <m:rPr>
                         <m:sty m:val="p"/>
                       </m:rPr>
+                      <w:rPr>
+                        <w:highlight w:val="yellow"/>
+                      </w:rPr>
                       <m:t>u</m:t>
                     </m:r>
                     <m:r>
                       <m:rPr>
                         <m:sty m:val="p"/>
                       </m:rPr>
+                      <w:rPr>
+                        <w:highlight w:val="yellow"/>
+                      </w:rPr>
                       <m:t>.</m:t>
                     </m:r>
                     <m:r>
                       <m:rPr>
                         <m:sty m:val="p"/>
                       </m:rPr>
+                      <w:rPr>
+                        <w:highlight w:val="yellow"/>
+                      </w:rPr>
                       <m:t>a</m:t>
                     </m:r>
                     <m:r>
                       <m:rPr>
                         <m:sty m:val="p"/>
                       </m:rPr>
+                      <w:rPr>
+                        <w:highlight w:val="yellow"/>
+                      </w:rPr>
                       <m:t>=</m:t>
                     </m:r>
                     <m:r>
+                      <w:rPr>
+                        <w:highlight w:val="yellow"/>
+                      </w:rPr>
                       <m:t>8</m:t>
                     </m:r>
                     <m:r>
                       <m:rPr>
                         <m:sty m:val="p"/>
                       </m:rPr>
+                      <w:rPr>
+                        <w:highlight w:val="yellow"/>
+                      </w:rPr>
                       <m:t>ln</m:t>
                     </m:r>
                     <m:r>
+                      <w:rPr>
+                        <w:highlight w:val="yellow"/>
+                      </w:rPr>
                       <m:t>2</m:t>
                     </m:r>
                     <m:r>
+                      <w:rPr>
+                        <w:highlight w:val="yellow"/>
+                      </w:rPr>
                       <m:t> </m:t>
                     </m:r>
                     <m:sSup>
@@ -56731,17 +58114,26 @@
                           <m:rPr>
                             <m:sty m:val="p"/>
                           </m:rPr>
+                          <w:rPr>
+                            <w:highlight w:val="yellow"/>
+                          </w:rPr>
                           <m:t>c</m:t>
                         </m:r>
                         <m:r>
                           <m:rPr>
                             <m:sty m:val="p"/>
                           </m:rPr>
+                          <w:rPr>
+                            <w:highlight w:val="yellow"/>
+                          </w:rPr>
                           <m:t>m</m:t>
                         </m:r>
                       </m:e>
                       <m:sup>
                         <m:r>
+                          <w:rPr>
+                            <w:highlight w:val="yellow"/>
+                          </w:rPr>
                           <m:t>2</m:t>
                         </m:r>
                       </m:sup>
@@ -56750,21 +58142,36 @@
                       <m:rPr>
                         <m:sty m:val="p"/>
                       </m:rPr>
+                      <w:rPr>
+                        <w:highlight w:val="yellow"/>
+                      </w:rPr>
                       <m:t>≈</m:t>
                     </m:r>
                     <m:r>
+                      <w:rPr>
+                        <w:highlight w:val="yellow"/>
+                      </w:rPr>
                       <m:t>5</m:t>
                     </m:r>
                     <m:r>
                       <m:rPr>
                         <m:sty m:val="p"/>
                       </m:rPr>
+                      <w:rPr>
+                        <w:highlight w:val="yellow"/>
+                      </w:rPr>
                       <m:t>,</m:t>
                     </m:r>
                     <m:r>
+                      <w:rPr>
+                        <w:highlight w:val="yellow"/>
+                      </w:rPr>
                       <m:t>55</m:t>
                     </m:r>
                     <m:r>
+                      <w:rPr>
+                        <w:highlight w:val="yellow"/>
+                      </w:rPr>
                       <m:t> </m:t>
                     </m:r>
                     <m:sSup>
@@ -56773,17 +58180,26 @@
                           <m:rPr>
                             <m:sty m:val="p"/>
                           </m:rPr>
+                          <w:rPr>
+                            <w:highlight w:val="yellow"/>
+                          </w:rPr>
                           <m:t>c</m:t>
                         </m:r>
                         <m:r>
                           <m:rPr>
                             <m:sty m:val="p"/>
                           </m:rPr>
+                          <w:rPr>
+                            <w:highlight w:val="yellow"/>
+                          </w:rPr>
                           <m:t>m</m:t>
                         </m:r>
                       </m:e>
                       <m:sup>
                         <m:r>
+                          <w:rPr>
+                            <w:highlight w:val="yellow"/>
+                          </w:rPr>
                           <m:t>2</m:t>
                         </m:r>
                       </m:sup>
@@ -57657,18 +59073,27 @@
                 <m:borderBox>
                   <m:e>
                     <m:r>
+                      <w:rPr>
+                        <w:highlight w:val="yellow"/>
+                      </w:rPr>
                       <m:t>λ</m:t>
                     </m:r>
                     <m:r>
                       <m:rPr>
                         <m:sty m:val="p"/>
                       </m:rPr>
+                      <w:rPr>
+                        <w:highlight w:val="yellow"/>
+                      </w:rPr>
                       <m:t>=</m:t>
                     </m:r>
                     <m:r>
                       <m:rPr>
                         <m:sty m:val="p"/>
                       </m:rPr>
+                      <w:rPr>
+                        <w:highlight w:val="yellow"/>
+                      </w:rPr>
                       <m:t>ln</m:t>
                     </m:r>
                     <m:d>
@@ -57686,6 +59111,9 @@
                           <m:deg/>
                           <m:e>
                             <m:r>
+                              <w:rPr>
+                                <w:highlight w:val="yellow"/>
+                              </w:rPr>
                               <m:t>2</m:t>
                             </m:r>
                           </m:e>
@@ -57694,9 +59122,15 @@
                           <m:rPr>
                             <m:sty m:val="p"/>
                           </m:rPr>
+                          <w:rPr>
+                            <w:highlight w:val="yellow"/>
+                          </w:rPr>
                           <m:t>+</m:t>
                         </m:r>
                         <m:r>
+                          <w:rPr>
+                            <w:highlight w:val="yellow"/>
+                          </w:rPr>
                           <m:t>1</m:t>
                         </m:r>
                       </m:e>
@@ -57705,18 +59139,30 @@
                       <m:rPr>
                         <m:sty m:val="p"/>
                       </m:rPr>
+                      <w:rPr>
+                        <w:highlight w:val="yellow"/>
+                      </w:rPr>
                       <m:t>≈</m:t>
                     </m:r>
                     <m:r>
+                      <w:rPr>
+                        <w:highlight w:val="yellow"/>
+                      </w:rPr>
                       <m:t>0</m:t>
                     </m:r>
                     <m:r>
                       <m:rPr>
                         <m:sty m:val="p"/>
                       </m:rPr>
+                      <w:rPr>
+                        <w:highlight w:val="yellow"/>
+                      </w:rPr>
                       <m:t>,</m:t>
                     </m:r>
                     <m:r>
+                      <w:rPr>
+                        <w:highlight w:val="yellow"/>
+                      </w:rPr>
                       <m:t>88</m:t>
                     </m:r>
                   </m:e>
@@ -59249,22 +60695,34 @@
               <m:borderBox>
                 <m:e>
                   <m:r>
+                    <w:rPr>
+                      <w:highlight w:val="yellow"/>
+                    </w:rPr>
                     <m:t>y</m:t>
                   </m:r>
                   <m:r>
                     <m:rPr>
                       <m:sty m:val="p"/>
                     </m:rPr>
+                    <w:rPr>
+                      <w:highlight w:val="yellow"/>
+                    </w:rPr>
                     <m:t>=</m:t>
                   </m:r>
                   <m:sSup>
                     <m:e>
                       <m:r>
+                        <w:rPr>
+                          <w:highlight w:val="yellow"/>
+                        </w:rPr>
                         <m:t>x</m:t>
                       </m:r>
                     </m:e>
                     <m:sup>
                       <m:r>
+                        <w:rPr>
+                          <w:highlight w:val="yellow"/>
+                        </w:rPr>
                         <m:t>4</m:t>
                       </m:r>
                     </m:sup>
@@ -59273,19 +60731,31 @@
                     <m:rPr>
                       <m:sty m:val="p"/>
                     </m:rPr>
+                    <w:rPr>
+                      <w:highlight w:val="yellow"/>
+                    </w:rPr>
                     <m:t>−</m:t>
                   </m:r>
                   <m:r>
+                    <w:rPr>
+                      <w:highlight w:val="yellow"/>
+                    </w:rPr>
                     <m:t>3</m:t>
                   </m:r>
                   <m:sSup>
                     <m:e>
                       <m:r>
+                        <w:rPr>
+                          <w:highlight w:val="yellow"/>
+                        </w:rPr>
                         <m:t>x</m:t>
                       </m:r>
                     </m:e>
                     <m:sup>
                       <m:r>
+                        <w:rPr>
+                          <w:highlight w:val="yellow"/>
+                        </w:rPr>
                         <m:t>2</m:t>
                       </m:r>
                     </m:sup>
@@ -59294,18 +60764,30 @@
                     <m:rPr>
                       <m:sty m:val="p"/>
                     </m:rPr>
+                    <w:rPr>
+                      <w:highlight w:val="yellow"/>
+                    </w:rPr>
                     <m:t>+</m:t>
                   </m:r>
                   <m:r>
+                    <w:rPr>
+                      <w:highlight w:val="yellow"/>
+                    </w:rPr>
                     <m:t>x</m:t>
                   </m:r>
                   <m:r>
                     <m:rPr>
                       <m:sty m:val="p"/>
                     </m:rPr>
+                    <w:rPr>
+                      <w:highlight w:val="yellow"/>
+                    </w:rPr>
                     <m:t>+</m:t>
                   </m:r>
                   <m:r>
+                    <w:rPr>
+                      <w:highlight w:val="yellow"/>
+                    </w:rPr>
                     <m:t>c</m:t>
                   </m:r>
                 </m:e>
@@ -59616,12 +61098,18 @@
               <m:borderBox>
                 <m:e>
                   <m:r>
+                    <w:rPr>
+                      <w:highlight w:val="yellow"/>
+                    </w:rPr>
                     <m:t>y</m:t>
                   </m:r>
                   <m:r>
                     <m:rPr>
                       <m:sty m:val="p"/>
                     </m:rPr>
+                    <w:rPr>
+                      <w:highlight w:val="yellow"/>
+                    </w:rPr>
                     <m:t>=</m:t>
                   </m:r>
                   <m:f>
@@ -59630,11 +61118,17 @@
                     </m:fPr>
                     <m:num>
                       <m:r>
+                        <w:rPr>
+                          <w:highlight w:val="yellow"/>
+                        </w:rPr>
                         <m:t>1</m:t>
                       </m:r>
                     </m:num>
                     <m:den>
                       <m:r>
+                        <w:rPr>
+                          <w:highlight w:val="yellow"/>
+                        </w:rPr>
                         <m:t>2</m:t>
                       </m:r>
                     </m:den>
@@ -59643,6 +61137,9 @@
                     <m:rPr>
                       <m:sty m:val="p"/>
                     </m:rPr>
+                    <w:rPr>
+                      <w:highlight w:val="yellow"/>
+                    </w:rPr>
                     <m:t>ln</m:t>
                   </m:r>
                   <m:d>
@@ -59654,18 +61151,30 @@
                     </m:dPr>
                     <m:e>
                       <m:r>
+                        <w:rPr>
+                          <w:highlight w:val="yellow"/>
+                        </w:rPr>
                         <m:t>2</m:t>
                       </m:r>
                       <m:r>
+                        <w:rPr>
+                          <w:highlight w:val="yellow"/>
+                        </w:rPr>
                         <m:t>x</m:t>
                       </m:r>
                       <m:r>
                         <m:rPr>
                           <m:sty m:val="p"/>
                         </m:rPr>
+                        <w:rPr>
+                          <w:highlight w:val="yellow"/>
+                        </w:rPr>
                         <m:t>+</m:t>
                       </m:r>
                       <m:r>
+                        <w:rPr>
+                          <w:highlight w:val="yellow"/>
+                        </w:rPr>
                         <m:t>1</m:t>
                       </m:r>
                     </m:e>
@@ -59674,9 +61183,15 @@
                     <m:rPr>
                       <m:sty m:val="p"/>
                     </m:rPr>
+                    <w:rPr>
+                      <w:highlight w:val="yellow"/>
+                    </w:rPr>
                     <m:t>+</m:t>
                   </m:r>
                   <m:r>
+                    <w:rPr>
+                      <w:highlight w:val="yellow"/>
+                    </w:rPr>
                     <m:t>c</m:t>
                   </m:r>
                 </m:e>
@@ -59943,12 +61458,18 @@
               <m:borderBox>
                 <m:e>
                   <m:r>
+                    <w:rPr>
+                      <w:highlight w:val="yellow"/>
+                    </w:rPr>
                     <m:t>y</m:t>
                   </m:r>
                   <m:r>
                     <m:rPr>
                       <m:sty m:val="p"/>
                     </m:rPr>
+                    <w:rPr>
+                      <w:highlight w:val="yellow"/>
+                    </w:rPr>
                     <m:t>=</m:t>
                   </m:r>
                   <m:f>
@@ -59957,11 +61478,17 @@
                     </m:fPr>
                     <m:num>
                       <m:r>
+                        <w:rPr>
+                          <w:highlight w:val="yellow"/>
+                        </w:rPr>
                         <m:t>1</m:t>
                       </m:r>
                     </m:num>
                     <m:den>
                       <m:r>
+                        <w:rPr>
+                          <w:highlight w:val="yellow"/>
+                        </w:rPr>
                         <m:t>2</m:t>
                       </m:r>
                     </m:den>
@@ -59969,6 +61496,9 @@
                   <m:sSup>
                     <m:e>
                       <m:r>
+                        <w:rPr>
+                          <w:highlight w:val="yellow"/>
+                        </w:rPr>
                         <m:t>e</m:t>
                       </m:r>
                     </m:e>
@@ -59976,11 +61506,17 @@
                       <m:sSup>
                         <m:e>
                           <m:r>
+                            <w:rPr>
+                              <w:highlight w:val="yellow"/>
+                            </w:rPr>
                             <m:t>x</m:t>
                           </m:r>
                         </m:e>
                         <m:sup>
                           <m:r>
+                            <w:rPr>
+                              <w:highlight w:val="yellow"/>
+                            </w:rPr>
                             <m:t>2</m:t>
                           </m:r>
                         </m:sup>
@@ -59991,9 +61527,15 @@
                     <m:rPr>
                       <m:sty m:val="p"/>
                     </m:rPr>
+                    <w:rPr>
+                      <w:highlight w:val="yellow"/>
+                    </w:rPr>
                     <m:t>+</m:t>
                   </m:r>
                   <m:r>
+                    <w:rPr>
+                      <w:highlight w:val="yellow"/>
+                    </w:rPr>
                     <m:t>c</m:t>
                   </m:r>
                 </m:e>
@@ -60405,6 +61947,9 @@
                 <m:borderBox>
                   <m:e>
                     <m:r>
+                      <w:rPr>
+                        <w:highlight w:val="yellow"/>
+                      </w:rPr>
                       <m:t>g</m:t>
                     </m:r>
                     <m:d>
@@ -60416,6 +61961,9 @@
                       </m:dPr>
                       <m:e>
                         <m:r>
+                          <w:rPr>
+                            <w:highlight w:val="yellow"/>
+                          </w:rPr>
                           <m:t>x</m:t>
                         </m:r>
                       </m:e>
@@ -60424,6 +61972,9 @@
                       <m:rPr>
                         <m:sty m:val="p"/>
                       </m:rPr>
+                      <w:rPr>
+                        <w:highlight w:val="yellow"/>
+                      </w:rPr>
                       <m:t>=</m:t>
                     </m:r>
                     <m:f>
@@ -60432,11 +61983,17 @@
                       </m:fPr>
                       <m:num>
                         <m:r>
+                          <w:rPr>
+                            <w:highlight w:val="yellow"/>
+                          </w:rPr>
                           <m:t>1</m:t>
                         </m:r>
                       </m:num>
                       <m:den>
                         <m:r>
+                          <w:rPr>
+                            <w:highlight w:val="yellow"/>
+                          </w:rPr>
                           <m:t>2</m:t>
                         </m:r>
                       </m:den>
@@ -60455,9 +62012,15 @@
                               <m:rPr>
                                 <m:sty m:val="p"/>
                               </m:rPr>
+                              <w:rPr>
+                                <w:highlight w:val="yellow"/>
+                              </w:rPr>
                               <m:t>ln</m:t>
                             </m:r>
                             <m:r>
+                              <w:rPr>
+                                <w:highlight w:val="yellow"/>
+                              </w:rPr>
                               <m:t>x</m:t>
                             </m:r>
                           </m:e>
@@ -60465,6 +62028,9 @@
                       </m:e>
                       <m:sup>
                         <m:r>
+                          <w:rPr>
+                            <w:highlight w:val="yellow"/>
+                          </w:rPr>
                           <m:t>2</m:t>
                         </m:r>
                       </m:sup>
@@ -60473,6 +62039,9 @@
                       <m:rPr>
                         <m:sty m:val="p"/>
                       </m:rPr>
+                      <w:rPr>
+                        <w:highlight w:val="yellow"/>
+                      </w:rPr>
                       <m:t>+</m:t>
                     </m:r>
                     <m:f>
@@ -60481,11 +62050,17 @@
                       </m:fPr>
                       <m:num>
                         <m:r>
+                          <w:rPr>
+                            <w:highlight w:val="yellow"/>
+                          </w:rPr>
                           <m:t>1</m:t>
                         </m:r>
                       </m:num>
                       <m:den>
                         <m:r>
+                          <w:rPr>
+                            <w:highlight w:val="yellow"/>
+                          </w:rPr>
                           <m:t>2</m:t>
                         </m:r>
                       </m:den>
@@ -60846,6 +62421,9 @@
                 <m:borderBox>
                   <m:e>
                     <m:r>
+                      <w:rPr>
+                        <w:highlight w:val="yellow"/>
+                      </w:rPr>
                       <m:t>x</m:t>
                     </m:r>
                     <m:d>
@@ -60857,6 +62435,9 @@
                       </m:dPr>
                       <m:e>
                         <m:r>
+                          <w:rPr>
+                            <w:highlight w:val="yellow"/>
+                          </w:rPr>
                           <m:t>t</m:t>
                         </m:r>
                       </m:e>
@@ -60865,16 +62446,25 @@
                       <m:rPr>
                         <m:sty m:val="p"/>
                       </m:rPr>
+                      <w:rPr>
+                        <w:highlight w:val="yellow"/>
+                      </w:rPr>
                       <m:t>=</m:t>
                     </m:r>
                     <m:sSup>
                       <m:e>
                         <m:r>
+                          <w:rPr>
+                            <w:highlight w:val="yellow"/>
+                          </w:rPr>
                           <m:t>t</m:t>
                         </m:r>
                       </m:e>
                       <m:sup>
                         <m:r>
+                          <w:rPr>
+                            <w:highlight w:val="yellow"/>
+                          </w:rPr>
                           <m:t>3</m:t>
                         </m:r>
                       </m:sup>
@@ -60883,16 +62473,25 @@
                       <m:rPr>
                         <m:sty m:val="p"/>
                       </m:rPr>
+                      <w:rPr>
+                        <w:highlight w:val="yellow"/>
+                      </w:rPr>
                       <m:t>+</m:t>
                     </m:r>
                     <m:sSup>
                       <m:e>
                         <m:r>
+                          <w:rPr>
+                            <w:highlight w:val="yellow"/>
+                          </w:rPr>
                           <m:t>t</m:t>
                         </m:r>
                       </m:e>
                       <m:sup>
                         <m:r>
+                          <w:rPr>
+                            <w:highlight w:val="yellow"/>
+                          </w:rPr>
                           <m:t>2</m:t>
                         </m:r>
                       </m:sup>
@@ -60901,9 +62500,15 @@
                       <m:rPr>
                         <m:sty m:val="p"/>
                       </m:rPr>
+                      <w:rPr>
+                        <w:highlight w:val="yellow"/>
+                      </w:rPr>
                       <m:t>+</m:t>
                     </m:r>
                     <m:r>
+                      <w:rPr>
+                        <w:highlight w:val="yellow"/>
+                      </w:rPr>
                       <m:t>5</m:t>
                     </m:r>
                   </m:e>
@@ -60972,9 +62577,15 @@
                 <m:borderBox>
                   <m:e>
                     <m:r>
+                      <w:rPr>
+                        <w:highlight w:val="yellow"/>
+                      </w:rPr>
                       <m:t>17</m:t>
                     </m:r>
                     <m:r>
+                      <w:rPr>
+                        <w:highlight w:val="yellow"/>
+                      </w:rPr>
                       <m:t> </m:t>
                     </m:r>
                     <m:r>
@@ -60982,6 +62593,9 @@
                         <m:nor/>
                         <m:sty m:val="p"/>
                       </m:rPr>
+                      <w:rPr>
+                        <w:highlight w:val="yellow"/>
+                      </w:rPr>
                       <m:t>m</m:t>
                     </m:r>
                   </m:e>
@@ -62071,11 +63685,17 @@
                   <m:sSub>
                     <m:e>
                       <m:r>
+                        <w:rPr>
+                          <w:highlight w:val="yellow"/>
+                        </w:rPr>
                         <m:t>V</m:t>
                       </m:r>
                     </m:e>
                     <m:sub>
                       <m:r>
+                        <w:rPr>
+                          <w:highlight w:val="yellow"/>
+                        </w:rPr>
                         <m:t>1</m:t>
                       </m:r>
                     </m:sub>
@@ -62084,6 +63704,9 @@
                     <m:rPr>
                       <m:sty m:val="p"/>
                     </m:rPr>
+                    <w:rPr>
+                      <w:highlight w:val="yellow"/>
+                    </w:rPr>
                     <m:t>=</m:t>
                   </m:r>
                   <m:f>
@@ -62092,14 +63715,23 @@
                     </m:fPr>
                     <m:num>
                       <m:r>
+                        <w:rPr>
+                          <w:highlight w:val="yellow"/>
+                        </w:rPr>
                         <m:t>16</m:t>
                       </m:r>
                       <m:r>
+                        <w:rPr>
+                          <w:highlight w:val="yellow"/>
+                        </w:rPr>
                         <m:t>π</m:t>
                       </m:r>
                     </m:num>
                     <m:den>
                       <m:r>
+                        <w:rPr>
+                          <w:highlight w:val="yellow"/>
+                        </w:rPr>
                         <m:t>3</m:t>
                       </m:r>
                     </m:den>
@@ -62378,7 +64010,7 @@
                     <a:graphicData uri="http://schemas.openxmlformats.org/drawingml/2006/picture">
                       <pic:pic>
                         <pic:nvPicPr>
-                          <pic:cNvPr id="0" name="17e0b9aede0ce88a.png"/>
+                          <pic:cNvPr id="0" name="8343ea33bde67306.png"/>
                           <pic:cNvPicPr/>
                         </pic:nvPicPr>
                         <pic:blipFill>
@@ -62633,11 +64265,17 @@
                   <m:sSub>
                     <m:e>
                       <m:r>
+                        <w:rPr>
+                          <w:highlight w:val="yellow"/>
+                        </w:rPr>
                         <m:t>V</m:t>
                       </m:r>
                     </m:e>
                     <m:sub>
                       <m:r>
+                        <w:rPr>
+                          <w:highlight w:val="yellow"/>
+                        </w:rPr>
                         <m:t>2</m:t>
                       </m:r>
                     </m:sub>
@@ -62646,6 +64284,9 @@
                     <m:rPr>
                       <m:sty m:val="p"/>
                     </m:rPr>
+                    <w:rPr>
+                      <w:highlight w:val="yellow"/>
+                    </w:rPr>
                     <m:t>=</m:t>
                   </m:r>
                   <m:f>
@@ -62654,11 +64295,17 @@
                     </m:fPr>
                     <m:num>
                       <m:r>
+                        <w:rPr>
+                          <w:highlight w:val="yellow"/>
+                        </w:rPr>
                         <m:t>π</m:t>
                       </m:r>
                     </m:num>
                     <m:den>
                       <m:r>
+                        <w:rPr>
+                          <w:highlight w:val="yellow"/>
+                        </w:rPr>
                         <m:t>2</m:t>
                       </m:r>
                     </m:den>
@@ -62672,17 +64319,26 @@
                     </m:dPr>
                     <m:e>
                       <m:r>
+                        <w:rPr>
+                          <w:highlight w:val="yellow"/>
+                        </w:rPr>
                         <m:t>1</m:t>
                       </m:r>
                       <m:r>
                         <m:rPr>
                           <m:sty m:val="p"/>
                         </m:rPr>
+                        <w:rPr>
+                          <w:highlight w:val="yellow"/>
+                        </w:rPr>
                         <m:t>−</m:t>
                       </m:r>
                       <m:sSup>
                         <m:e>
                           <m:r>
+                            <w:rPr>
+                              <w:highlight w:val="yellow"/>
+                            </w:rPr>
                             <m:t>e</m:t>
                           </m:r>
                         </m:e>
@@ -62691,9 +64347,15 @@
                             <m:rPr>
                               <m:sty m:val="p"/>
                             </m:rPr>
+                            <w:rPr>
+                              <w:highlight w:val="yellow"/>
+                            </w:rPr>
                             <m:t>−</m:t>
                           </m:r>
                           <m:r>
+                            <w:rPr>
+                              <w:highlight w:val="yellow"/>
+                            </w:rPr>
                             <m:t>2</m:t>
                           </m:r>
                         </m:sup>
@@ -62704,18 +64366,30 @@
                     <m:rPr>
                       <m:sty m:val="p"/>
                     </m:rPr>
+                    <w:rPr>
+                      <w:highlight w:val="yellow"/>
+                    </w:rPr>
                     <m:t>≈</m:t>
                   </m:r>
                   <m:r>
+                    <w:rPr>
+                      <w:highlight w:val="yellow"/>
+                    </w:rPr>
                     <m:t>1</m:t>
                   </m:r>
                   <m:r>
                     <m:rPr>
                       <m:sty m:val="p"/>
                     </m:rPr>
+                    <w:rPr>
+                      <w:highlight w:val="yellow"/>
+                    </w:rPr>
                     <m:t>,</m:t>
                   </m:r>
                   <m:r>
+                    <w:rPr>
+                      <w:highlight w:val="yellow"/>
+                    </w:rPr>
                     <m:t>36</m:t>
                   </m:r>
                 </m:e>
@@ -63287,26 +64961,41 @@
                       </m:fPr>
                       <m:num>
                         <m:r>
+                          <w:rPr>
+                            <w:highlight w:val="yellow"/>
+                          </w:rPr>
                           <m:t>4</m:t>
                         </m:r>
                       </m:num>
                       <m:den>
                         <m:r>
+                          <w:rPr>
+                            <w:highlight w:val="yellow"/>
+                          </w:rPr>
                           <m:t>3</m:t>
                         </m:r>
                       </m:den>
                     </m:f>
                     <m:r>
+                      <w:rPr>
+                        <w:highlight w:val="yellow"/>
+                      </w:rPr>
                       <m:t>π</m:t>
                     </m:r>
                     <m:sSup>
                       <m:e>
                         <m:r>
+                          <w:rPr>
+                            <w:highlight w:val="yellow"/>
+                          </w:rPr>
                           <m:t>r</m:t>
                         </m:r>
                       </m:e>
                       <m:sup>
                         <m:r>
+                          <w:rPr>
+                            <w:highlight w:val="yellow"/>
+                          </w:rPr>
                           <m:t>3</m:t>
                         </m:r>
                       </m:sup>
@@ -63671,8 +65360,8 @@
     </w:pPr>
     <w:rPr>
       <w:rFonts w:ascii="Amiri" w:cs="Amiri" w:eastAsia="Amiri" w:hAnsi="Amiri"/>
-      <w:sz w:val="26"/>
-      <w:szCs w:val="26"/>
+      <w:sz w:val="28"/>
+      <w:szCs w:val="28"/>
       <w:lang w:bidi="ar-DZ" w:val="fr-FR"/>
     </w:rPr>
   </w:style>
